--- a/작업일지/졸업작품 작업일지 - 20+2주차.docx
+++ b/작업일지/졸업작품 작업일지 - 20+2주차.docx
@@ -257,7 +257,6 @@
                 <w:sz w:val="22"/>
               </w:rPr>
             </w:pPr>
-            <w:proofErr w:type="spellStart"/>
             <w:r>
               <w:rPr>
                 <w:rFonts w:hint="eastAsia"/>
@@ -266,7 +265,6 @@
               </w:rPr>
               <w:t>팀명</w:t>
             </w:r>
-            <w:proofErr w:type="spellEnd"/>
           </w:p>
         </w:tc>
         <w:tc>
@@ -610,6 +608,7 @@
             <w:pPr>
               <w:jc w:val="left"/>
               <w:rPr>
+                <w:rFonts w:hint="eastAsia"/>
                 <w:b/>
                 <w:bCs/>
                 <w:szCs w:val="20"/>
@@ -635,6 +634,13 @@
                 <w:b/>
               </w:rPr>
               <w:t xml:space="preserve"> </w:t>
+            </w:r>
+            <w:r>
+              <w:rPr>
+                <w:rFonts w:hint="eastAsia"/>
+                <w:b/>
+              </w:rPr>
+              <w:t>Function128, ThreadPool 구현, 멀티스레드 렌더링 구현, physicalUpdate와 update 분리, Cook-Torrance BRDF 모델을 기저로 하는 PBRShader 작성, 조명 구현</w:t>
             </w:r>
           </w:p>
           <w:p>
@@ -656,6 +662,9 @@
           <w:p>
             <w:pPr>
               <w:jc w:val="left"/>
+              <w:rPr>
+                <w:rFonts w:hint="eastAsia"/>
+              </w:rPr>
             </w:pPr>
             <w:r>
               <w:rPr>
@@ -665,6 +674,15 @@
                 <w:szCs w:val="20"/>
               </w:rPr>
               <w:t xml:space="preserve">이종진: </w:t>
+            </w:r>
+            <w:r>
+              <w:rPr>
+                <w:rFonts w:hint="eastAsia"/>
+                <w:b/>
+                <w:bCs/>
+                <w:szCs w:val="20"/>
+              </w:rPr>
+              <w:t>유니티에서의 모델 익스포트 스크립트 작성, 익스포트 스크립트에 대응되는 클라이언트에서의 모델 임포트 코드 작성</w:t>
             </w:r>
           </w:p>
         </w:tc>
@@ -712,6 +730,978 @@
     </w:p>
     <w:p>
       <w:pPr>
+        <w:pStyle w:val="a4"/>
+        <w:numPr>
+          <w:ilvl w:val="0"/>
+          <w:numId w:val="37"/>
+        </w:numPr>
+        <w:spacing w:after="0"/>
+        <w:ind w:leftChars="0"/>
+        <w:rPr>
+          <w:sz w:val="22"/>
+          <w:szCs w:val="24"/>
+        </w:rPr>
+      </w:pPr>
+      <w:r>
+        <w:rPr>
+          <w:rFonts w:hint="eastAsia"/>
+          <w:sz w:val="22"/>
+          <w:szCs w:val="24"/>
+        </w:rPr>
+        <w:t>Function128 구현</w:t>
+      </w:r>
+    </w:p>
+    <w:p>
+      <w:pPr>
+        <w:pStyle w:val="a4"/>
+        <w:numPr>
+          <w:ilvl w:val="1"/>
+          <w:numId w:val="37"/>
+        </w:numPr>
+        <w:spacing w:after="0"/>
+        <w:ind w:leftChars="0"/>
+        <w:rPr>
+          <w:sz w:val="22"/>
+          <w:szCs w:val="24"/>
+        </w:rPr>
+      </w:pPr>
+      <w:r>
+        <w:rPr>
+          <w:rFonts w:hint="eastAsia"/>
+          <w:sz w:val="22"/>
+          <w:szCs w:val="24"/>
+        </w:rPr>
+        <w:t>Small Object Optimization을 구현해 128바이트의 내부 버퍼를 활용</w:t>
+      </w:r>
+    </w:p>
+    <w:p>
+      <w:pPr>
+        <w:pStyle w:val="a4"/>
+        <w:numPr>
+          <w:ilvl w:val="2"/>
+          <w:numId w:val="37"/>
+        </w:numPr>
+        <w:spacing w:after="0"/>
+        <w:ind w:leftChars="0"/>
+        <w:rPr>
+          <w:sz w:val="22"/>
+          <w:szCs w:val="24"/>
+        </w:rPr>
+      </w:pPr>
+      <w:r>
+        <w:rPr>
+          <w:rFonts w:hint="eastAsia"/>
+          <w:sz w:val="22"/>
+          <w:szCs w:val="24"/>
+        </w:rPr>
+        <w:t>128바이트를 넘지 않는 Callable 객체에 대해서는 스택 메모리 사용</w:t>
+      </w:r>
+    </w:p>
+    <w:p>
+      <w:pPr>
+        <w:pStyle w:val="a4"/>
+        <w:numPr>
+          <w:ilvl w:val="2"/>
+          <w:numId w:val="37"/>
+        </w:numPr>
+        <w:spacing w:after="0"/>
+        <w:ind w:leftChars="0"/>
+        <w:rPr>
+          <w:sz w:val="22"/>
+          <w:szCs w:val="24"/>
+        </w:rPr>
+      </w:pPr>
+      <w:r>
+        <w:rPr>
+          <w:rFonts w:hint="eastAsia"/>
+          <w:sz w:val="22"/>
+          <w:szCs w:val="24"/>
+        </w:rPr>
+        <w:t>128바이트를 넘는 Callable 객체에 대해서는 동적 할당</w:t>
+      </w:r>
+    </w:p>
+    <w:p>
+      <w:pPr>
+        <w:pStyle w:val="a4"/>
+        <w:numPr>
+          <w:ilvl w:val="1"/>
+          <w:numId w:val="37"/>
+        </w:numPr>
+        <w:spacing w:after="0"/>
+        <w:ind w:leftChars="0"/>
+        <w:rPr>
+          <w:sz w:val="22"/>
+          <w:szCs w:val="24"/>
+        </w:rPr>
+      </w:pPr>
+      <w:r>
+        <w:rPr>
+          <w:rFonts w:hint="eastAsia"/>
+          <w:sz w:val="22"/>
+          <w:szCs w:val="24"/>
+        </w:rPr>
+        <w:t>예외적 템플릿 사용</w:t>
+      </w:r>
+    </w:p>
+    <w:p>
+      <w:pPr>
+        <w:pStyle w:val="a4"/>
+        <w:numPr>
+          <w:ilvl w:val="2"/>
+          <w:numId w:val="37"/>
+        </w:numPr>
+        <w:spacing w:after="0"/>
+        <w:ind w:leftChars="0"/>
+        <w:rPr>
+          <w:sz w:val="22"/>
+          <w:szCs w:val="24"/>
+        </w:rPr>
+      </w:pPr>
+      <w:r>
+        <w:rPr>
+          <w:rFonts w:hint="eastAsia"/>
+          <w:sz w:val="22"/>
+          <w:szCs w:val="24"/>
+        </w:rPr>
+        <w:t>원래는 템플릿 사용을 최대한 자제하자고 했지만,</w:t>
+      </w:r>
+      <w:r>
+        <w:rPr>
+          <w:sz w:val="22"/>
+          <w:szCs w:val="24"/>
+        </w:rPr>
+        <w:br/>
+      </w:r>
+      <w:r>
+        <w:rPr>
+          <w:rFonts w:hint="eastAsia"/>
+          <w:sz w:val="22"/>
+          <w:szCs w:val="24"/>
+        </w:rPr>
+        <w:t>유틸리티적 성격이 강하고, 람다 객체를 수용하기 위해선</w:t>
+      </w:r>
+      <w:r>
+        <w:rPr>
+          <w:sz w:val="22"/>
+          <w:szCs w:val="24"/>
+        </w:rPr>
+        <w:br/>
+      </w:r>
+      <w:r>
+        <w:rPr>
+          <w:rFonts w:hint="eastAsia"/>
+          <w:sz w:val="22"/>
+          <w:szCs w:val="24"/>
+        </w:rPr>
+        <w:t>어쩔 수 없이 템플릿을 쓸수밖에 없음</w:t>
+      </w:r>
+    </w:p>
+    <w:p>
+      <w:pPr>
+        <w:pStyle w:val="a4"/>
+        <w:numPr>
+          <w:ilvl w:val="0"/>
+          <w:numId w:val="37"/>
+        </w:numPr>
+        <w:spacing w:after="0"/>
+        <w:ind w:leftChars="0"/>
+        <w:rPr>
+          <w:sz w:val="22"/>
+          <w:szCs w:val="24"/>
+        </w:rPr>
+      </w:pPr>
+      <w:r>
+        <w:rPr>
+          <w:rFonts w:hint="eastAsia"/>
+          <w:sz w:val="22"/>
+          <w:szCs w:val="24"/>
+        </w:rPr>
+        <w:t>ThreadPool 구현</w:t>
+      </w:r>
+    </w:p>
+    <w:p>
+      <w:pPr>
+        <w:pStyle w:val="a4"/>
+        <w:numPr>
+          <w:ilvl w:val="1"/>
+          <w:numId w:val="37"/>
+        </w:numPr>
+        <w:spacing w:after="0"/>
+        <w:ind w:leftChars="0"/>
+        <w:rPr>
+          <w:sz w:val="22"/>
+          <w:szCs w:val="24"/>
+        </w:rPr>
+      </w:pPr>
+      <w:r>
+        <w:rPr>
+          <w:rFonts w:hint="eastAsia"/>
+          <w:sz w:val="22"/>
+          <w:szCs w:val="24"/>
+        </w:rPr>
+        <w:t xml:space="preserve"> 내부적으로 lock free queue 사용, work stealing 구조</w:t>
+      </w:r>
+    </w:p>
+    <w:p>
+      <w:pPr>
+        <w:pStyle w:val="a4"/>
+        <w:numPr>
+          <w:ilvl w:val="2"/>
+          <w:numId w:val="37"/>
+        </w:numPr>
+        <w:spacing w:after="0"/>
+        <w:ind w:leftChars="0"/>
+        <w:rPr>
+          <w:sz w:val="22"/>
+          <w:szCs w:val="24"/>
+        </w:rPr>
+      </w:pPr>
+      <w:r>
+        <w:rPr>
+          <w:rFonts w:hint="eastAsia"/>
+          <w:sz w:val="22"/>
+          <w:szCs w:val="24"/>
+        </w:rPr>
+        <w:t>Function128 객체로 제출된 작업들이 round robin으로 각 스레드에 분배된다.</w:t>
+      </w:r>
+    </w:p>
+    <w:p>
+      <w:pPr>
+        <w:pStyle w:val="a4"/>
+        <w:numPr>
+          <w:ilvl w:val="2"/>
+          <w:numId w:val="37"/>
+        </w:numPr>
+        <w:spacing w:after="0"/>
+        <w:ind w:leftChars="0"/>
+        <w:rPr>
+          <w:rFonts w:hint="eastAsia"/>
+          <w:sz w:val="22"/>
+          <w:szCs w:val="24"/>
+        </w:rPr>
+      </w:pPr>
+      <w:r>
+        <w:rPr>
+          <w:rFonts w:hint="eastAsia"/>
+          <w:sz w:val="22"/>
+          <w:szCs w:val="24"/>
+        </w:rPr>
+        <w:t>스레드가 자신의 queue에 작업이 없으면, 다른 스레드의 queue에서 작업을 꺼내</w:t>
+      </w:r>
+      <w:r>
+        <w:rPr>
+          <w:sz w:val="22"/>
+          <w:szCs w:val="24"/>
+        </w:rPr>
+        <w:br/>
+      </w:r>
+      <w:r>
+        <w:rPr>
+          <w:rFonts w:hint="eastAsia"/>
+          <w:sz w:val="22"/>
+          <w:szCs w:val="24"/>
+        </w:rPr>
+        <w:t>처리한다.</w:t>
+      </w:r>
+    </w:p>
+    <w:p>
+      <w:pPr>
+        <w:pStyle w:val="a4"/>
+        <w:numPr>
+          <w:ilvl w:val="1"/>
+          <w:numId w:val="37"/>
+        </w:numPr>
+        <w:spacing w:after="0"/>
+        <w:ind w:leftChars="0"/>
+        <w:rPr>
+          <w:sz w:val="22"/>
+          <w:szCs w:val="24"/>
+        </w:rPr>
+      </w:pPr>
+      <w:r>
+        <w:rPr>
+          <w:rFonts w:hint="eastAsia"/>
+          <w:sz w:val="22"/>
+          <w:szCs w:val="24"/>
+        </w:rPr>
+        <w:t>ThreadPool::worker 함수는 최종적으로 처리할 작업이 없을 시</w:t>
+      </w:r>
+      <w:r>
+        <w:rPr>
+          <w:sz w:val="22"/>
+          <w:szCs w:val="24"/>
+        </w:rPr>
+        <w:br/>
+      </w:r>
+      <w:r>
+        <w:rPr>
+          <w:rFonts w:hint="eastAsia"/>
+          <w:sz w:val="22"/>
+          <w:szCs w:val="24"/>
+        </w:rPr>
+        <w:t>std::this_thread::yield() 수행</w:t>
+      </w:r>
+    </w:p>
+    <w:p>
+      <w:pPr>
+        <w:pStyle w:val="a4"/>
+        <w:numPr>
+          <w:ilvl w:val="2"/>
+          <w:numId w:val="37"/>
+        </w:numPr>
+        <w:spacing w:after="0"/>
+        <w:ind w:leftChars="0"/>
+        <w:rPr>
+          <w:sz w:val="22"/>
+          <w:szCs w:val="24"/>
+        </w:rPr>
+      </w:pPr>
+      <w:r>
+        <w:rPr>
+          <w:rFonts w:hint="eastAsia"/>
+          <w:sz w:val="22"/>
+          <w:szCs w:val="24"/>
+        </w:rPr>
+        <w:t>하지 않으면 엄청난 성능 하락이 있었다.</w:t>
+      </w:r>
+      <w:r>
+        <w:rPr>
+          <w:sz w:val="22"/>
+          <w:szCs w:val="24"/>
+        </w:rPr>
+        <w:br/>
+      </w:r>
+      <w:r>
+        <w:rPr>
+          <w:rFonts w:hint="eastAsia"/>
+          <w:sz w:val="22"/>
+          <w:szCs w:val="24"/>
+        </w:rPr>
+        <w:t xml:space="preserve">물리 코어 개수 </w:t>
+      </w:r>
+      <w:r>
+        <w:rPr>
+          <w:sz w:val="22"/>
+          <w:szCs w:val="24"/>
+        </w:rPr>
+        <w:t>–</w:t>
+      </w:r>
+      <w:r>
+        <w:rPr>
+          <w:rFonts w:hint="eastAsia"/>
+          <w:sz w:val="22"/>
+          <w:szCs w:val="24"/>
+        </w:rPr>
+        <w:t xml:space="preserve"> 1개 만큼 딱 만들었는데도.</w:t>
+      </w:r>
+      <w:r>
+        <w:rPr>
+          <w:sz w:val="22"/>
+          <w:szCs w:val="24"/>
+        </w:rPr>
+        <w:br/>
+      </w:r>
+      <w:r>
+        <w:rPr>
+          <w:rFonts w:hint="eastAsia"/>
+          <w:sz w:val="22"/>
+          <w:szCs w:val="24"/>
+        </w:rPr>
+        <w:t>d3d12나 이상한 것들이 몰래 스레드를 만들기 때문에 그런 것 같다.</w:t>
+      </w:r>
+    </w:p>
+    <w:p>
+      <w:pPr>
+        <w:pStyle w:val="a4"/>
+        <w:numPr>
+          <w:ilvl w:val="0"/>
+          <w:numId w:val="37"/>
+        </w:numPr>
+        <w:spacing w:after="0"/>
+        <w:ind w:leftChars="0"/>
+        <w:rPr>
+          <w:sz w:val="22"/>
+          <w:szCs w:val="24"/>
+        </w:rPr>
+      </w:pPr>
+      <w:r>
+        <w:rPr>
+          <w:rFonts w:hint="eastAsia"/>
+          <w:sz w:val="22"/>
+          <w:szCs w:val="24"/>
+        </w:rPr>
+        <w:t>멀티스레드 렌더링 구현: cpu-gpu 데이터 업데이트, gpu 명령 기록</w:t>
+      </w:r>
+    </w:p>
+    <w:p>
+      <w:pPr>
+        <w:pStyle w:val="a4"/>
+        <w:numPr>
+          <w:ilvl w:val="1"/>
+          <w:numId w:val="37"/>
+        </w:numPr>
+        <w:spacing w:after="0"/>
+        <w:ind w:leftChars="0"/>
+        <w:rPr>
+          <w:sz w:val="22"/>
+          <w:szCs w:val="24"/>
+        </w:rPr>
+      </w:pPr>
+      <w:r>
+        <w:rPr>
+          <w:rFonts w:hint="eastAsia"/>
+          <w:sz w:val="22"/>
+          <w:szCs w:val="24"/>
+        </w:rPr>
+        <w:t>기본적으로 std::latch를 활용한 fork &amp; join 방식</w:t>
+      </w:r>
+    </w:p>
+    <w:p>
+      <w:pPr>
+        <w:pStyle w:val="a4"/>
+        <w:numPr>
+          <w:ilvl w:val="1"/>
+          <w:numId w:val="37"/>
+        </w:numPr>
+        <w:spacing w:after="0"/>
+        <w:ind w:leftChars="0"/>
+        <w:rPr>
+          <w:sz w:val="22"/>
+          <w:szCs w:val="24"/>
+        </w:rPr>
+      </w:pPr>
+      <w:r>
+        <w:rPr>
+          <w:rFonts w:hint="eastAsia"/>
+          <w:sz w:val="22"/>
+          <w:szCs w:val="24"/>
+        </w:rPr>
+        <w:t>Per Instance Data 업로드 버퍼(StructuredBuffer)에 wvp, wv, wvNormal과 같은 행렬들을</w:t>
+      </w:r>
+      <w:r>
+        <w:rPr>
+          <w:sz w:val="22"/>
+          <w:szCs w:val="24"/>
+        </w:rPr>
+        <w:br/>
+      </w:r>
+      <w:r>
+        <w:rPr>
+          <w:rFonts w:hint="eastAsia"/>
+          <w:sz w:val="22"/>
+          <w:szCs w:val="24"/>
+        </w:rPr>
+        <w:t>계산해 쓰는 동작을 멀티스레드로 수행</w:t>
+      </w:r>
+    </w:p>
+    <w:p>
+      <w:pPr>
+        <w:pStyle w:val="a4"/>
+        <w:numPr>
+          <w:ilvl w:val="2"/>
+          <w:numId w:val="37"/>
+        </w:numPr>
+        <w:spacing w:after="0"/>
+        <w:ind w:leftChars="0"/>
+        <w:rPr>
+          <w:rFonts w:hint="eastAsia"/>
+          <w:sz w:val="22"/>
+          <w:szCs w:val="24"/>
+        </w:rPr>
+      </w:pPr>
+      <w:r>
+        <w:rPr>
+          <w:rFonts w:hint="eastAsia"/>
+          <w:sz w:val="22"/>
+          <w:szCs w:val="24"/>
+        </w:rPr>
+        <w:t>객체들을 일정 개수 단위로 나누어 std::vector&lt;PerInstanceData&gt;의 서로 겹치지 않는</w:t>
+      </w:r>
+      <w:r>
+        <w:rPr>
+          <w:sz w:val="22"/>
+          <w:szCs w:val="24"/>
+        </w:rPr>
+        <w:br/>
+      </w:r>
+      <w:r>
+        <w:rPr>
+          <w:rFonts w:hint="eastAsia"/>
+          <w:sz w:val="22"/>
+          <w:szCs w:val="24"/>
+        </w:rPr>
+        <w:t>영역에 쓰기 동작 수행</w:t>
+      </w:r>
+      <w:r>
+        <w:rPr>
+          <w:rFonts w:hint="eastAsia"/>
+          <w:sz w:val="22"/>
+          <w:szCs w:val="24"/>
+        </w:rPr>
+        <w:t>하는 작업 구축, ThreadPool에 제출</w:t>
+      </w:r>
+    </w:p>
+    <w:p>
+      <w:pPr>
+        <w:pStyle w:val="a4"/>
+        <w:numPr>
+          <w:ilvl w:val="1"/>
+          <w:numId w:val="37"/>
+        </w:numPr>
+        <w:spacing w:after="0"/>
+        <w:ind w:leftChars="0"/>
+        <w:rPr>
+          <w:sz w:val="22"/>
+          <w:szCs w:val="24"/>
+        </w:rPr>
+      </w:pPr>
+      <w:r>
+        <w:rPr>
+          <w:rFonts w:hint="eastAsia"/>
+          <w:sz w:val="22"/>
+          <w:szCs w:val="24"/>
+        </w:rPr>
+        <w:lastRenderedPageBreak/>
+        <w:t>명령 기록을 멀티스레드로 수행</w:t>
+      </w:r>
+    </w:p>
+    <w:p>
+      <w:pPr>
+        <w:pStyle w:val="a4"/>
+        <w:numPr>
+          <w:ilvl w:val="2"/>
+          <w:numId w:val="37"/>
+        </w:numPr>
+        <w:spacing w:after="0"/>
+        <w:ind w:leftChars="0"/>
+        <w:rPr>
+          <w:sz w:val="22"/>
+          <w:szCs w:val="24"/>
+        </w:rPr>
+      </w:pPr>
+      <w:r>
+        <w:rPr>
+          <w:rFonts w:hint="eastAsia"/>
+          <w:sz w:val="22"/>
+          <w:szCs w:val="24"/>
+        </w:rPr>
+        <w:t>DrawEvent를 일정 개수 단위로 나누어 CommandList를 할당받고</w:t>
+      </w:r>
+      <w:r>
+        <w:rPr>
+          <w:sz w:val="22"/>
+          <w:szCs w:val="24"/>
+        </w:rPr>
+        <w:br/>
+      </w:r>
+      <w:r>
+        <w:rPr>
+          <w:rFonts w:hint="eastAsia"/>
+          <w:sz w:val="22"/>
+          <w:szCs w:val="24"/>
+        </w:rPr>
+        <w:t>파이프라인 세팅 명령과 드로우콜 명령들을 기록하는 작업 구축, ThreadPool에 제출</w:t>
+      </w:r>
+    </w:p>
+    <w:p>
+      <w:pPr>
+        <w:pStyle w:val="a4"/>
+        <w:numPr>
+          <w:ilvl w:val="2"/>
+          <w:numId w:val="37"/>
+        </w:numPr>
+        <w:spacing w:after="0"/>
+        <w:ind w:leftChars="0"/>
+        <w:rPr>
+          <w:sz w:val="22"/>
+          <w:szCs w:val="24"/>
+        </w:rPr>
+      </w:pPr>
+      <w:r>
+        <w:rPr>
+          <w:rFonts w:hint="eastAsia"/>
+          <w:sz w:val="22"/>
+          <w:szCs w:val="24"/>
+        </w:rPr>
+        <w:t>동기화 후 기록된 CommandList를 모아 메인 렌더링 스레드에서</w:t>
+      </w:r>
+      <w:r>
+        <w:rPr>
+          <w:sz w:val="22"/>
+          <w:szCs w:val="24"/>
+        </w:rPr>
+        <w:br/>
+      </w:r>
+      <w:r>
+        <w:rPr>
+          <w:rFonts w:hint="eastAsia"/>
+          <w:sz w:val="22"/>
+          <w:szCs w:val="24"/>
+        </w:rPr>
+        <w:t>ExecuteCommandLists로 한번에 실행</w:t>
+      </w:r>
+    </w:p>
+    <w:p>
+      <w:pPr>
+        <w:pStyle w:val="a4"/>
+        <w:numPr>
+          <w:ilvl w:val="1"/>
+          <w:numId w:val="37"/>
+        </w:numPr>
+        <w:spacing w:after="0"/>
+        <w:ind w:leftChars="0"/>
+        <w:rPr>
+          <w:sz w:val="22"/>
+          <w:szCs w:val="24"/>
+        </w:rPr>
+      </w:pPr>
+      <w:r>
+        <w:rPr>
+          <w:rFonts w:hint="eastAsia"/>
+          <w:sz w:val="22"/>
+          <w:szCs w:val="24"/>
+        </w:rPr>
+        <w:t>파이프라인별 Dispatcher 객체가 작업 분배 크기를 결정하고, 싱글스레드로 실행할지</w:t>
+      </w:r>
+      <w:r>
+        <w:rPr>
+          <w:sz w:val="22"/>
+          <w:szCs w:val="24"/>
+        </w:rPr>
+        <w:br/>
+      </w:r>
+      <w:r>
+        <w:rPr>
+          <w:rFonts w:hint="eastAsia"/>
+          <w:sz w:val="22"/>
+          <w:szCs w:val="24"/>
+        </w:rPr>
+        <w:t>멀티스레드로 실행할지 여부를 결정</w:t>
+      </w:r>
+    </w:p>
+    <w:p>
+      <w:pPr>
+        <w:pStyle w:val="a4"/>
+        <w:numPr>
+          <w:ilvl w:val="2"/>
+          <w:numId w:val="37"/>
+        </w:numPr>
+        <w:spacing w:after="0"/>
+        <w:ind w:leftChars="0"/>
+        <w:rPr>
+          <w:sz w:val="22"/>
+          <w:szCs w:val="24"/>
+        </w:rPr>
+      </w:pPr>
+      <w:r>
+        <w:rPr>
+          <w:rFonts w:hint="eastAsia"/>
+          <w:sz w:val="22"/>
+          <w:szCs w:val="24"/>
+        </w:rPr>
+        <w:t>말 그대로 Dispatcher는 작업 분배기 역할</w:t>
+      </w:r>
+    </w:p>
+    <w:p>
+      <w:pPr>
+        <w:pStyle w:val="a4"/>
+        <w:numPr>
+          <w:ilvl w:val="1"/>
+          <w:numId w:val="37"/>
+        </w:numPr>
+        <w:spacing w:after="0"/>
+        <w:ind w:leftChars="0"/>
+        <w:rPr>
+          <w:sz w:val="22"/>
+          <w:szCs w:val="24"/>
+        </w:rPr>
+      </w:pPr>
+      <w:r>
+        <w:rPr>
+          <w:sz w:val="22"/>
+          <w:szCs w:val="24"/>
+        </w:rPr>
+        <w:t>AMD Ryzen 7 7800X3D 8-Core Processor (4.20 GHz)</w:t>
+      </w:r>
+      <w:r>
+        <w:rPr>
+          <w:rFonts w:hint="eastAsia"/>
+          <w:sz w:val="22"/>
+          <w:szCs w:val="24"/>
+        </w:rPr>
+        <w:t>, Geforce RTX 4070Ti Super 기준</w:t>
+      </w:r>
+      <w:r>
+        <w:rPr>
+          <w:sz w:val="22"/>
+          <w:szCs w:val="24"/>
+        </w:rPr>
+        <w:br/>
+      </w:r>
+      <w:r>
+        <w:rPr>
+          <w:rFonts w:hint="eastAsia"/>
+          <w:sz w:val="22"/>
+          <w:szCs w:val="24"/>
+        </w:rPr>
+        <w:t>140FPS -&gt; 200FPS 성능 향상</w:t>
+      </w:r>
+    </w:p>
+    <w:p>
+      <w:pPr>
+        <w:pStyle w:val="a4"/>
+        <w:numPr>
+          <w:ilvl w:val="0"/>
+          <w:numId w:val="37"/>
+        </w:numPr>
+        <w:spacing w:after="0"/>
+        <w:ind w:leftChars="0"/>
+        <w:rPr>
+          <w:sz w:val="22"/>
+          <w:szCs w:val="24"/>
+        </w:rPr>
+      </w:pPr>
+      <w:r>
+        <w:rPr>
+          <w:sz w:val="22"/>
+          <w:szCs w:val="24"/>
+        </w:rPr>
+        <w:t>P</w:t>
+      </w:r>
+      <w:r>
+        <w:rPr>
+          <w:rFonts w:hint="eastAsia"/>
+          <w:sz w:val="22"/>
+          <w:szCs w:val="24"/>
+        </w:rPr>
+        <w:t xml:space="preserve">hysical update와 update 분리 </w:t>
+      </w:r>
+    </w:p>
+    <w:p>
+      <w:pPr>
+        <w:pStyle w:val="a4"/>
+        <w:numPr>
+          <w:ilvl w:val="1"/>
+          <w:numId w:val="37"/>
+        </w:numPr>
+        <w:spacing w:after="0"/>
+        <w:ind w:leftChars="0"/>
+        <w:rPr>
+          <w:sz w:val="22"/>
+          <w:szCs w:val="24"/>
+        </w:rPr>
+      </w:pPr>
+      <w:r>
+        <w:rPr>
+          <w:rFonts w:hint="eastAsia"/>
+          <w:sz w:val="22"/>
+          <w:szCs w:val="24"/>
+        </w:rPr>
+        <w:t>물리 업데이트는 고정 주기로 호출해야 안정적이고 약간의 성능 향상 효과를 볼 수 있음</w:t>
+      </w:r>
+    </w:p>
+    <w:p>
+      <w:pPr>
+        <w:pStyle w:val="a4"/>
+        <w:numPr>
+          <w:ilvl w:val="1"/>
+          <w:numId w:val="37"/>
+        </w:numPr>
+        <w:spacing w:after="0"/>
+        <w:ind w:leftChars="0"/>
+        <w:rPr>
+          <w:sz w:val="22"/>
+          <w:szCs w:val="24"/>
+        </w:rPr>
+      </w:pPr>
+      <w:r>
+        <w:rPr>
+          <w:rFonts w:hint="eastAsia"/>
+          <w:sz w:val="22"/>
+          <w:szCs w:val="24"/>
+        </w:rPr>
+        <w:t>update에서 시간을 누산하여 physical update 주기가 1회 이상 지나면 지난 횟수만큼</w:t>
+      </w:r>
+      <w:r>
+        <w:rPr>
+          <w:sz w:val="22"/>
+          <w:szCs w:val="24"/>
+        </w:rPr>
+        <w:br/>
+      </w:r>
+      <w:r>
+        <w:rPr>
+          <w:rFonts w:hint="eastAsia"/>
+          <w:sz w:val="22"/>
+          <w:szCs w:val="24"/>
+        </w:rPr>
+        <w:t>physical update가 호출되도록 구현</w:t>
+      </w:r>
+    </w:p>
+    <w:p>
+      <w:pPr>
+        <w:pStyle w:val="a4"/>
+        <w:numPr>
+          <w:ilvl w:val="0"/>
+          <w:numId w:val="37"/>
+        </w:numPr>
+        <w:spacing w:after="0"/>
+        <w:ind w:leftChars="0"/>
+        <w:rPr>
+          <w:sz w:val="22"/>
+          <w:szCs w:val="24"/>
+        </w:rPr>
+      </w:pPr>
+      <w:r>
+        <w:rPr>
+          <w:rFonts w:hint="eastAsia"/>
+          <w:sz w:val="22"/>
+          <w:szCs w:val="24"/>
+        </w:rPr>
+        <w:t>Cook-Torrance BRDF 모델을 기저로 하는 PBRShader 작성</w:t>
+      </w:r>
+    </w:p>
+    <w:p>
+      <w:pPr>
+        <w:pStyle w:val="a4"/>
+        <w:numPr>
+          <w:ilvl w:val="1"/>
+          <w:numId w:val="37"/>
+        </w:numPr>
+        <w:spacing w:after="0"/>
+        <w:ind w:leftChars="0"/>
+        <w:rPr>
+          <w:sz w:val="22"/>
+          <w:szCs w:val="24"/>
+        </w:rPr>
+      </w:pPr>
+      <w:r>
+        <w:rPr>
+          <w:rFonts w:hint="eastAsia"/>
+          <w:sz w:val="22"/>
+          <w:szCs w:val="24"/>
+        </w:rPr>
+        <w:t>pbrLighting.hlsli, pbr.hlsl 코드 작성</w:t>
+      </w:r>
+    </w:p>
+    <w:p>
+      <w:pPr>
+        <w:pStyle w:val="a4"/>
+        <w:numPr>
+          <w:ilvl w:val="1"/>
+          <w:numId w:val="37"/>
+        </w:numPr>
+        <w:spacing w:after="0"/>
+        <w:ind w:leftChars="0"/>
+        <w:rPr>
+          <w:sz w:val="22"/>
+          <w:szCs w:val="24"/>
+        </w:rPr>
+      </w:pPr>
+      <w:r>
+        <w:rPr>
+          <w:rFonts w:hint="eastAsia"/>
+          <w:sz w:val="22"/>
+          <w:szCs w:val="24"/>
+        </w:rPr>
+        <w:t>PBR 셰이더에 대응되는 C++ 셰이더 생성 함수 createPBRShader 작성</w:t>
+      </w:r>
+    </w:p>
+    <w:p>
+      <w:pPr>
+        <w:pStyle w:val="a4"/>
+        <w:numPr>
+          <w:ilvl w:val="1"/>
+          <w:numId w:val="37"/>
+        </w:numPr>
+        <w:spacing w:after="0"/>
+        <w:ind w:leftChars="0"/>
+        <w:rPr>
+          <w:sz w:val="22"/>
+          <w:szCs w:val="24"/>
+        </w:rPr>
+      </w:pPr>
+      <w:r>
+        <w:rPr>
+          <w:rFonts w:hint="eastAsia"/>
+          <w:sz w:val="22"/>
+          <w:szCs w:val="24"/>
+        </w:rPr>
+        <w:t>PBRPipeline 네임스페이스 및 PBR 파이프라인에 연관된 DrawEvent, CameraData, LightData 구조체 추가</w:t>
+      </w:r>
+    </w:p>
+    <w:p>
+      <w:pPr>
+        <w:pStyle w:val="a4"/>
+        <w:numPr>
+          <w:ilvl w:val="0"/>
+          <w:numId w:val="37"/>
+        </w:numPr>
+        <w:spacing w:after="0"/>
+        <w:ind w:leftChars="0"/>
+        <w:rPr>
+          <w:sz w:val="22"/>
+          <w:szCs w:val="24"/>
+        </w:rPr>
+      </w:pPr>
+      <w:r>
+        <w:rPr>
+          <w:rFonts w:hint="eastAsia"/>
+          <w:sz w:val="22"/>
+          <w:szCs w:val="24"/>
+        </w:rPr>
+        <w:t>조명 구현</w:t>
+      </w:r>
+    </w:p>
+    <w:p>
+      <w:pPr>
+        <w:pStyle w:val="a4"/>
+        <w:numPr>
+          <w:ilvl w:val="1"/>
+          <w:numId w:val="37"/>
+        </w:numPr>
+        <w:spacing w:after="0"/>
+        <w:ind w:leftChars="0"/>
+        <w:rPr>
+          <w:sz w:val="22"/>
+          <w:szCs w:val="24"/>
+        </w:rPr>
+      </w:pPr>
+      <w:r>
+        <w:rPr>
+          <w:rFonts w:hint="eastAsia"/>
+          <w:sz w:val="22"/>
+          <w:szCs w:val="24"/>
+        </w:rPr>
+        <w:t>점조명, 방향광, 집중조명</w:t>
+      </w:r>
+    </w:p>
+    <w:p>
+      <w:pPr>
+        <w:pStyle w:val="a4"/>
+        <w:numPr>
+          <w:ilvl w:val="1"/>
+          <w:numId w:val="37"/>
+        </w:numPr>
+        <w:spacing w:after="0"/>
+        <w:ind w:leftChars="0"/>
+        <w:rPr>
+          <w:rFonts w:hint="eastAsia"/>
+          <w:sz w:val="22"/>
+          <w:szCs w:val="24"/>
+        </w:rPr>
+      </w:pPr>
+      <w:r>
+        <w:rPr>
+          <w:rFonts w:hint="eastAsia"/>
+          <w:sz w:val="22"/>
+          <w:szCs w:val="24"/>
+        </w:rPr>
+        <w:t>현재 씬에는 방향광 하나만 넣어놓음</w:t>
+      </w:r>
+    </w:p>
+    <w:p>
+      <w:pPr>
         <w:widowControl/>
         <w:wordWrap/>
         <w:autoSpaceDE/>
@@ -736,6 +1726,257 @@
         </w:rPr>
         <w:lastRenderedPageBreak/>
         <w:t xml:space="preserve">이종진: </w:t>
+      </w:r>
+    </w:p>
+    <w:p>
+      <w:pPr>
+        <w:pStyle w:val="a4"/>
+        <w:numPr>
+          <w:ilvl w:val="0"/>
+          <w:numId w:val="36"/>
+        </w:numPr>
+        <w:spacing w:after="0"/>
+        <w:ind w:leftChars="0"/>
+        <w:rPr>
+          <w:sz w:val="22"/>
+          <w:szCs w:val="24"/>
+        </w:rPr>
+      </w:pPr>
+      <w:r>
+        <w:rPr>
+          <w:rFonts w:hint="eastAsia"/>
+          <w:sz w:val="22"/>
+          <w:szCs w:val="24"/>
+        </w:rPr>
+        <w:t>유니티에서의 모델 익스포트 스크립트 작성</w:t>
+      </w:r>
+    </w:p>
+    <w:p>
+      <w:pPr>
+        <w:pStyle w:val="a4"/>
+        <w:numPr>
+          <w:ilvl w:val="1"/>
+          <w:numId w:val="36"/>
+        </w:numPr>
+        <w:spacing w:after="0"/>
+        <w:ind w:leftChars="0"/>
+        <w:rPr>
+          <w:sz w:val="22"/>
+          <w:szCs w:val="24"/>
+        </w:rPr>
+      </w:pPr>
+      <w:r>
+        <w:rPr>
+          <w:rFonts w:hint="eastAsia"/>
+          <w:sz w:val="22"/>
+          <w:szCs w:val="24"/>
+        </w:rPr>
+        <w:t>유니티의 에디터 툴로 텍스처 이름과 경로 매핑, 추출된 바이너리 파일 저장 경로 설정을</w:t>
+      </w:r>
+      <w:r>
+        <w:rPr>
+          <w:sz w:val="22"/>
+          <w:szCs w:val="24"/>
+        </w:rPr>
+        <w:br/>
+      </w:r>
+      <w:r>
+        <w:rPr>
+          <w:rFonts w:hint="eastAsia"/>
+          <w:sz w:val="22"/>
+          <w:szCs w:val="24"/>
+        </w:rPr>
+        <w:t>할 수 있도록 구현</w:t>
+      </w:r>
+    </w:p>
+    <w:p>
+      <w:pPr>
+        <w:spacing w:after="0"/>
+        <w:jc w:val="center"/>
+        <w:rPr>
+          <w:rFonts w:hint="eastAsia"/>
+          <w:sz w:val="22"/>
+          <w:szCs w:val="24"/>
+        </w:rPr>
+      </w:pPr>
+      <w:r>
+        <w:rPr>
+          <w:rFonts w:hint="eastAsia"/>
+          <w:noProof/>
+          <w:sz w:val="22"/>
+          <w:szCs w:val="24"/>
+        </w:rPr>
+        <w:drawing>
+          <wp:inline distT="0" distB="0" distL="0" distR="0" wp14:anchorId="683A80AA" wp14:editId="6A3607FC">
+            <wp:extent cx="6515100" cy="2984272"/>
+            <wp:effectExtent l="0" t="0" r="0" b="6985"/>
+            <wp:docPr id="564719629" name="그림 1" descr="소프트웨어, 텍스트, 멀티미디어 소프트웨어, 컴퓨터 아이콘이(가) 표시된 사진&#10;&#10;AI 생성 콘텐츠는 정확하지 않을 수 있습니다."/>
+            <wp:cNvGraphicFramePr>
+              <a:graphicFrameLocks xmlns:a="http://schemas.openxmlformats.org/drawingml/2006/main" noChangeAspect="1"/>
+            </wp:cNvGraphicFramePr>
+            <a:graphic xmlns:a="http://schemas.openxmlformats.org/drawingml/2006/main">
+              <a:graphicData uri="http://schemas.openxmlformats.org/drawingml/2006/picture">
+                <pic:pic xmlns:pic="http://schemas.openxmlformats.org/drawingml/2006/picture">
+                  <pic:nvPicPr>
+                    <pic:cNvPr id="564719629" name="그림 1" descr="소프트웨어, 텍스트, 멀티미디어 소프트웨어, 컴퓨터 아이콘이(가) 표시된 사진&#10;&#10;AI 생성 콘텐츠는 정확하지 않을 수 있습니다."/>
+                    <pic:cNvPicPr/>
+                  </pic:nvPicPr>
+                  <pic:blipFill>
+                    <a:blip r:embed="rId8">
+                      <a:extLst>
+                        <a:ext uri="{28A0092B-C50C-407E-A947-70E740481C1C}">
+                          <a14:useLocalDpi xmlns:a14="http://schemas.microsoft.com/office/drawing/2010/main" val="0"/>
+                        </a:ext>
+                      </a:extLst>
+                    </a:blip>
+                    <a:stretch>
+                      <a:fillRect/>
+                    </a:stretch>
+                  </pic:blipFill>
+                  <pic:spPr>
+                    <a:xfrm>
+                      <a:off x="0" y="0"/>
+                      <a:ext cx="6522098" cy="2987477"/>
+                    </a:xfrm>
+                    <a:prstGeom prst="rect">
+                      <a:avLst/>
+                    </a:prstGeom>
+                  </pic:spPr>
+                </pic:pic>
+              </a:graphicData>
+            </a:graphic>
+          </wp:inline>
+        </w:drawing>
+      </w:r>
+    </w:p>
+    <w:p>
+      <w:pPr>
+        <w:pStyle w:val="a4"/>
+        <w:numPr>
+          <w:ilvl w:val="0"/>
+          <w:numId w:val="36"/>
+        </w:numPr>
+        <w:spacing w:after="0"/>
+        <w:ind w:leftChars="0"/>
+        <w:rPr>
+          <w:sz w:val="22"/>
+          <w:szCs w:val="24"/>
+        </w:rPr>
+      </w:pPr>
+      <w:r>
+        <w:rPr>
+          <w:rFonts w:hint="eastAsia"/>
+          <w:sz w:val="22"/>
+          <w:szCs w:val="24"/>
+        </w:rPr>
+        <w:t>클라이언트에서의 모델 임포트 코드 작성</w:t>
+      </w:r>
+    </w:p>
+    <w:p>
+      <w:pPr>
+        <w:pStyle w:val="a4"/>
+        <w:numPr>
+          <w:ilvl w:val="1"/>
+          <w:numId w:val="36"/>
+        </w:numPr>
+        <w:spacing w:after="0"/>
+        <w:ind w:leftChars="0"/>
+        <w:rPr>
+          <w:sz w:val="22"/>
+          <w:szCs w:val="24"/>
+        </w:rPr>
+      </w:pPr>
+      <w:r>
+        <w:rPr>
+          <w:rFonts w:hint="eastAsia"/>
+          <w:sz w:val="22"/>
+          <w:szCs w:val="24"/>
+        </w:rPr>
+        <w:t>유니티에서 추출한 모델 바이너리 파일을 임포트</w:t>
+      </w:r>
+    </w:p>
+    <w:p>
+      <w:pPr>
+        <w:pStyle w:val="a4"/>
+        <w:numPr>
+          <w:ilvl w:val="1"/>
+          <w:numId w:val="36"/>
+        </w:numPr>
+        <w:spacing w:after="0"/>
+        <w:ind w:leftChars="0"/>
+        <w:rPr>
+          <w:sz w:val="22"/>
+          <w:szCs w:val="24"/>
+        </w:rPr>
+      </w:pPr>
+      <w:r>
+        <w:rPr>
+          <w:rFonts w:hint="eastAsia"/>
+          <w:sz w:val="22"/>
+          <w:szCs w:val="24"/>
+        </w:rPr>
+        <w:t>클라이언트 코드에서 계층 구조를 직접 조작할 일은 없으므로,</w:t>
+      </w:r>
+      <w:r>
+        <w:rPr>
+          <w:sz w:val="22"/>
+          <w:szCs w:val="24"/>
+        </w:rPr>
+        <w:br/>
+      </w:r>
+      <w:r>
+        <w:rPr>
+          <w:rFonts w:hint="eastAsia"/>
+          <w:sz w:val="22"/>
+          <w:szCs w:val="24"/>
+        </w:rPr>
+        <w:t>모든 변환이 DressPose로 추출되도록 구현</w:t>
+      </w:r>
+    </w:p>
+    <w:p>
+      <w:pPr>
+        <w:pStyle w:val="a4"/>
+        <w:numPr>
+          <w:ilvl w:val="1"/>
+          <w:numId w:val="36"/>
+        </w:numPr>
+        <w:spacing w:after="0"/>
+        <w:ind w:leftChars="0"/>
+        <w:rPr>
+          <w:sz w:val="22"/>
+          <w:szCs w:val="24"/>
+        </w:rPr>
+      </w:pPr>
+      <w:r>
+        <w:rPr>
+          <w:rFonts w:hint="eastAsia"/>
+          <w:sz w:val="22"/>
+          <w:szCs w:val="24"/>
+        </w:rPr>
+        <w:t>Model 구조체 작성</w:t>
+      </w:r>
+    </w:p>
+    <w:p>
+      <w:pPr>
+        <w:pStyle w:val="a4"/>
+        <w:numPr>
+          <w:ilvl w:val="2"/>
+          <w:numId w:val="36"/>
+        </w:numPr>
+        <w:spacing w:after="0"/>
+        <w:ind w:leftChars="0"/>
+        <w:rPr>
+          <w:sz w:val="22"/>
+          <w:szCs w:val="24"/>
+        </w:rPr>
+      </w:pPr>
+      <w:r>
+        <w:rPr>
+          <w:rFonts w:hint="eastAsia"/>
+          <w:sz w:val="22"/>
+          <w:szCs w:val="24"/>
+        </w:rPr>
+        <w:t>Mesh와 DressPose 행렬의 쌍을 담는 std::vector를 멤버로 가짐</w:t>
       </w:r>
     </w:p>
     <w:p>
@@ -798,6 +2039,48 @@
                 <w:rFonts w:hint="eastAsia"/>
               </w:rPr>
             </w:pPr>
+            <w:r>
+              <w:rPr>
+                <w:rFonts w:hint="eastAsia"/>
+              </w:rPr>
+              <w:t>1. ExecuteCommandLists 함수도 병목이다.</w:t>
+            </w:r>
+            <w:r>
+              <w:br/>
+            </w:r>
+            <w:r>
+              <w:rPr>
+                <w:rFonts w:hint="eastAsia"/>
+              </w:rPr>
+              <w:t>2. 메시를 임포트할 때 정점 버퍼의</w:t>
+            </w:r>
+            <w:r>
+              <w:br/>
+            </w:r>
+            <w:r>
+              <w:rPr>
+                <w:rFonts w:hint="eastAsia"/>
+              </w:rPr>
+              <w:t>순서가 반드시 positions-&gt;normals-&gt;uvs 순이어야 한다.</w:t>
+            </w:r>
+            <w:r>
+              <w:br/>
+            </w:r>
+            <w:r>
+              <w:rPr>
+                <w:rFonts w:hint="eastAsia"/>
+              </w:rPr>
+              <w:t>3. 유니티에서 레벨을 추출할 포맷이</w:t>
+            </w:r>
+            <w:r>
+              <w:br/>
+            </w:r>
+            <w:r>
+              <w:rPr>
+                <w:rFonts w:hint="eastAsia"/>
+              </w:rPr>
+              <w:t>정해지지 않았다.</w:t>
+            </w:r>
           </w:p>
         </w:tc>
         <w:tc>
@@ -831,7 +2114,52 @@
           <w:p>
             <w:pPr>
               <w:jc w:val="left"/>
+              <w:rPr>
+                <w:rFonts w:hint="eastAsia"/>
+              </w:rPr>
             </w:pPr>
+            <w:r>
+              <w:rPr>
+                <w:rFonts w:hint="eastAsia"/>
+              </w:rPr>
+              <w:t>1. ExecuteCommandLists 함수 역시 별도의 스레드에서 돌린다.</w:t>
+            </w:r>
+            <w:r>
+              <w:br/>
+            </w:r>
+            <w:r>
+              <w:rPr>
+                <w:rFonts w:hint="eastAsia"/>
+              </w:rPr>
+              <w:t>2. 각 파이프라인이 요구하는 Input Layout에 맞게 정점 버퍼들의 순서를 재배치한 자료구조들을 Mesh 내에 구비한다.</w:t>
+            </w:r>
+            <w:r>
+              <w:br/>
+            </w:r>
+            <w:r>
+              <w:rPr>
+                <w:rFonts w:hint="eastAsia"/>
+              </w:rPr>
+              <w:t>3. 서버를 2D로 하기로 결정한</w:t>
+            </w:r>
+            <w:r>
+              <w:br/>
+            </w:r>
+            <w:r>
+              <w:rPr>
+                <w:rFonts w:hint="eastAsia"/>
+              </w:rPr>
+              <w:t>만큼, 2차원 배열로 잘 표현되게끔</w:t>
+            </w:r>
+            <w:r>
+              <w:br/>
+            </w:r>
+            <w:r>
+              <w:rPr>
+                <w:rFonts w:hint="eastAsia"/>
+              </w:rPr>
+              <w:t>포맷을 조율하여 결정한다.</w:t>
+            </w:r>
           </w:p>
         </w:tc>
       </w:tr>
@@ -871,7 +2199,6 @@
             <w:pPr>
               <w:jc w:val="center"/>
               <w:rPr>
-                <w:rFonts w:hint="eastAsia"/>
                 <w:b/>
                 <w:sz w:val="22"/>
               </w:rPr>
@@ -1046,12 +2373,12 @@
           <w:p>
             <w:pPr>
               <w:rPr>
+                <w:rFonts w:hint="eastAsia"/>
                 <w:b/>
                 <w:bCs/>
                 <w:szCs w:val="20"/>
               </w:rPr>
             </w:pPr>
-            <w:proofErr w:type="spellStart"/>
             <w:r>
               <w:rPr>
                 <w:rFonts w:hint="eastAsia"/>
@@ -1059,9 +2386,8 @@
                 <w:bCs/>
                 <w:szCs w:val="20"/>
               </w:rPr>
-              <w:t>장명운</w:t>
-            </w:r>
-            <w:proofErr w:type="spellEnd"/>
+              <w:t xml:space="preserve">장명운: </w:t>
+            </w:r>
             <w:r>
               <w:rPr>
                 <w:rFonts w:hint="eastAsia"/>
@@ -1069,12 +2395,13 @@
                 <w:bCs/>
                 <w:szCs w:val="20"/>
               </w:rPr>
-              <w:t xml:space="preserve">: </w:t>
+              <w:t>Batching &amp; Instancing 구현, 노멀 매핑 구현, Deferred Shading 구현, Rigidbody Physics 구현, 사운드 구현</w:t>
             </w:r>
           </w:p>
           <w:p>
             <w:pPr>
               <w:rPr>
+                <w:rFonts w:hint="eastAsia"/>
                 <w:b/>
                 <w:bCs/>
                 <w:szCs w:val="20"/>
@@ -1097,6 +2424,24 @@
                 <w:szCs w:val="20"/>
               </w:rPr>
               <w:t xml:space="preserve"> </w:t>
+            </w:r>
+            <w:r>
+              <w:rPr>
+                <w:rFonts w:hint="eastAsia"/>
+                <w:b/>
+                <w:bCs/>
+                <w:szCs w:val="20"/>
+              </w:rPr>
+              <w:t xml:space="preserve">메시의 정점 버퍼들의 순서를 각 파이프라인의 Input Layout에 맞게 재배치해 마련해 놓을 수 있는 구조 구현, </w:t>
+            </w:r>
+            <w:r>
+              <w:rPr>
+                <w:rFonts w:hint="eastAsia"/>
+                <w:b/>
+                <w:bCs/>
+                <w:szCs w:val="20"/>
+              </w:rPr>
+              <w:t>Alpha blending을 통한 이펙트 구현</w:t>
             </w:r>
           </w:p>
         </w:tc>
@@ -2651,6 +3996,92 @@
     </w:lvl>
   </w:abstractNum>
   <w:abstractNum w:abstractNumId="15" w15:restartNumberingAfterBreak="0">
+    <w:nsid w:val="2DAD1435"/>
+    <w:multiLevelType w:val="hybridMultilevel"/>
+    <w:tmpl w:val="E016541E"/>
+    <w:lvl w:ilvl="0" w:tplc="0409000F">
+      <w:start w:val="1"/>
+      <w:numFmt w:val="decimal"/>
+      <w:lvlText w:val="%1."/>
+      <w:lvlJc w:val="left"/>
+      <w:pPr>
+        <w:ind w:left="880" w:hanging="440"/>
+      </w:pPr>
+    </w:lvl>
+    <w:lvl w:ilvl="1" w:tplc="04090019">
+      <w:start w:val="1"/>
+      <w:numFmt w:val="upperLetter"/>
+      <w:lvlText w:val="%2."/>
+      <w:lvlJc w:val="left"/>
+      <w:pPr>
+        <w:ind w:left="1320" w:hanging="440"/>
+      </w:pPr>
+    </w:lvl>
+    <w:lvl w:ilvl="2" w:tplc="0409001B">
+      <w:start w:val="1"/>
+      <w:numFmt w:val="lowerRoman"/>
+      <w:lvlText w:val="%3."/>
+      <w:lvlJc w:val="right"/>
+      <w:pPr>
+        <w:ind w:left="1760" w:hanging="440"/>
+      </w:pPr>
+    </w:lvl>
+    <w:lvl w:ilvl="3" w:tplc="0409000F" w:tentative="1">
+      <w:start w:val="1"/>
+      <w:numFmt w:val="decimal"/>
+      <w:lvlText w:val="%4."/>
+      <w:lvlJc w:val="left"/>
+      <w:pPr>
+        <w:ind w:left="2200" w:hanging="440"/>
+      </w:pPr>
+    </w:lvl>
+    <w:lvl w:ilvl="4" w:tplc="04090019" w:tentative="1">
+      <w:start w:val="1"/>
+      <w:numFmt w:val="upperLetter"/>
+      <w:lvlText w:val="%5."/>
+      <w:lvlJc w:val="left"/>
+      <w:pPr>
+        <w:ind w:left="2640" w:hanging="440"/>
+      </w:pPr>
+    </w:lvl>
+    <w:lvl w:ilvl="5" w:tplc="0409001B" w:tentative="1">
+      <w:start w:val="1"/>
+      <w:numFmt w:val="lowerRoman"/>
+      <w:lvlText w:val="%6."/>
+      <w:lvlJc w:val="right"/>
+      <w:pPr>
+        <w:ind w:left="3080" w:hanging="440"/>
+      </w:pPr>
+    </w:lvl>
+    <w:lvl w:ilvl="6" w:tplc="0409000F" w:tentative="1">
+      <w:start w:val="1"/>
+      <w:numFmt w:val="decimal"/>
+      <w:lvlText w:val="%7."/>
+      <w:lvlJc w:val="left"/>
+      <w:pPr>
+        <w:ind w:left="3520" w:hanging="440"/>
+      </w:pPr>
+    </w:lvl>
+    <w:lvl w:ilvl="7" w:tplc="04090019" w:tentative="1">
+      <w:start w:val="1"/>
+      <w:numFmt w:val="upperLetter"/>
+      <w:lvlText w:val="%8."/>
+      <w:lvlJc w:val="left"/>
+      <w:pPr>
+        <w:ind w:left="3960" w:hanging="440"/>
+      </w:pPr>
+    </w:lvl>
+    <w:lvl w:ilvl="8" w:tplc="0409001B" w:tentative="1">
+      <w:start w:val="1"/>
+      <w:numFmt w:val="lowerRoman"/>
+      <w:lvlText w:val="%9."/>
+      <w:lvlJc w:val="right"/>
+      <w:pPr>
+        <w:ind w:left="4400" w:hanging="440"/>
+      </w:pPr>
+    </w:lvl>
+  </w:abstractNum>
+  <w:abstractNum w:abstractNumId="16" w15:restartNumberingAfterBreak="0">
     <w:nsid w:val="2E117D14"/>
     <w:multiLevelType w:val="hybridMultilevel"/>
     <w:tmpl w:val="C372A3FE"/>
@@ -2739,7 +4170,7 @@
       </w:pPr>
     </w:lvl>
   </w:abstractNum>
-  <w:abstractNum w:abstractNumId="16" w15:restartNumberingAfterBreak="0">
+  <w:abstractNum w:abstractNumId="17" w15:restartNumberingAfterBreak="0">
     <w:nsid w:val="2F6275F5"/>
     <w:multiLevelType w:val="hybridMultilevel"/>
     <w:tmpl w:val="E2544C86"/>
@@ -2852,7 +4283,7 @@
       </w:rPr>
     </w:lvl>
   </w:abstractNum>
-  <w:abstractNum w:abstractNumId="17" w15:restartNumberingAfterBreak="0">
+  <w:abstractNum w:abstractNumId="18" w15:restartNumberingAfterBreak="0">
     <w:nsid w:val="34487C60"/>
     <w:multiLevelType w:val="multilevel"/>
     <w:tmpl w:val="04090023"/>
@@ -2938,7 +4369,7 @@
       </w:pPr>
     </w:lvl>
   </w:abstractNum>
-  <w:abstractNum w:abstractNumId="18" w15:restartNumberingAfterBreak="0">
+  <w:abstractNum w:abstractNumId="19" w15:restartNumberingAfterBreak="0">
     <w:nsid w:val="36977320"/>
     <w:multiLevelType w:val="multilevel"/>
     <w:tmpl w:val="748C8C86"/>
@@ -3032,7 +4463,7 @@
       </w:pPr>
     </w:lvl>
   </w:abstractNum>
-  <w:abstractNum w:abstractNumId="19" w15:restartNumberingAfterBreak="0">
+  <w:abstractNum w:abstractNumId="20" w15:restartNumberingAfterBreak="0">
     <w:nsid w:val="377E267A"/>
     <w:multiLevelType w:val="multilevel"/>
     <w:tmpl w:val="04090023"/>
@@ -3118,7 +4549,7 @@
       </w:pPr>
     </w:lvl>
   </w:abstractNum>
-  <w:abstractNum w:abstractNumId="20" w15:restartNumberingAfterBreak="0">
+  <w:abstractNum w:abstractNumId="21" w15:restartNumberingAfterBreak="0">
     <w:nsid w:val="39787763"/>
     <w:multiLevelType w:val="hybridMultilevel"/>
     <w:tmpl w:val="313C3232"/>
@@ -3207,7 +4638,7 @@
       </w:pPr>
     </w:lvl>
   </w:abstractNum>
-  <w:abstractNum w:abstractNumId="21" w15:restartNumberingAfterBreak="0">
+  <w:abstractNum w:abstractNumId="22" w15:restartNumberingAfterBreak="0">
     <w:nsid w:val="3A9A5537"/>
     <w:multiLevelType w:val="multilevel"/>
     <w:tmpl w:val="04090023"/>
@@ -3293,7 +4724,93 @@
       </w:pPr>
     </w:lvl>
   </w:abstractNum>
-  <w:abstractNum w:abstractNumId="22" w15:restartNumberingAfterBreak="0">
+  <w:abstractNum w:abstractNumId="23" w15:restartNumberingAfterBreak="0">
+    <w:nsid w:val="3AC266DE"/>
+    <w:multiLevelType w:val="hybridMultilevel"/>
+    <w:tmpl w:val="4D04FCF4"/>
+    <w:lvl w:ilvl="0" w:tplc="0409000F">
+      <w:start w:val="1"/>
+      <w:numFmt w:val="decimal"/>
+      <w:lvlText w:val="%1."/>
+      <w:lvlJc w:val="left"/>
+      <w:pPr>
+        <w:ind w:left="880" w:hanging="440"/>
+      </w:pPr>
+    </w:lvl>
+    <w:lvl w:ilvl="1" w:tplc="04090019">
+      <w:start w:val="1"/>
+      <w:numFmt w:val="upperLetter"/>
+      <w:lvlText w:val="%2."/>
+      <w:lvlJc w:val="left"/>
+      <w:pPr>
+        <w:ind w:left="1320" w:hanging="440"/>
+      </w:pPr>
+    </w:lvl>
+    <w:lvl w:ilvl="2" w:tplc="0409001B">
+      <w:start w:val="1"/>
+      <w:numFmt w:val="lowerRoman"/>
+      <w:lvlText w:val="%3."/>
+      <w:lvlJc w:val="right"/>
+      <w:pPr>
+        <w:ind w:left="1760" w:hanging="440"/>
+      </w:pPr>
+    </w:lvl>
+    <w:lvl w:ilvl="3" w:tplc="0409000F" w:tentative="1">
+      <w:start w:val="1"/>
+      <w:numFmt w:val="decimal"/>
+      <w:lvlText w:val="%4."/>
+      <w:lvlJc w:val="left"/>
+      <w:pPr>
+        <w:ind w:left="2200" w:hanging="440"/>
+      </w:pPr>
+    </w:lvl>
+    <w:lvl w:ilvl="4" w:tplc="04090019" w:tentative="1">
+      <w:start w:val="1"/>
+      <w:numFmt w:val="upperLetter"/>
+      <w:lvlText w:val="%5."/>
+      <w:lvlJc w:val="left"/>
+      <w:pPr>
+        <w:ind w:left="2640" w:hanging="440"/>
+      </w:pPr>
+    </w:lvl>
+    <w:lvl w:ilvl="5" w:tplc="0409001B" w:tentative="1">
+      <w:start w:val="1"/>
+      <w:numFmt w:val="lowerRoman"/>
+      <w:lvlText w:val="%6."/>
+      <w:lvlJc w:val="right"/>
+      <w:pPr>
+        <w:ind w:left="3080" w:hanging="440"/>
+      </w:pPr>
+    </w:lvl>
+    <w:lvl w:ilvl="6" w:tplc="0409000F" w:tentative="1">
+      <w:start w:val="1"/>
+      <w:numFmt w:val="decimal"/>
+      <w:lvlText w:val="%7."/>
+      <w:lvlJc w:val="left"/>
+      <w:pPr>
+        <w:ind w:left="3520" w:hanging="440"/>
+      </w:pPr>
+    </w:lvl>
+    <w:lvl w:ilvl="7" w:tplc="04090019" w:tentative="1">
+      <w:start w:val="1"/>
+      <w:numFmt w:val="upperLetter"/>
+      <w:lvlText w:val="%8."/>
+      <w:lvlJc w:val="left"/>
+      <w:pPr>
+        <w:ind w:left="3960" w:hanging="440"/>
+      </w:pPr>
+    </w:lvl>
+    <w:lvl w:ilvl="8" w:tplc="0409001B" w:tentative="1">
+      <w:start w:val="1"/>
+      <w:numFmt w:val="lowerRoman"/>
+      <w:lvlText w:val="%9."/>
+      <w:lvlJc w:val="right"/>
+      <w:pPr>
+        <w:ind w:left="4400" w:hanging="440"/>
+      </w:pPr>
+    </w:lvl>
+  </w:abstractNum>
+  <w:abstractNum w:abstractNumId="24" w15:restartNumberingAfterBreak="0">
     <w:nsid w:val="3B7948B9"/>
     <w:multiLevelType w:val="multilevel"/>
     <w:tmpl w:val="04090023"/>
@@ -3379,7 +4896,7 @@
       </w:pPr>
     </w:lvl>
   </w:abstractNum>
-  <w:abstractNum w:abstractNumId="23" w15:restartNumberingAfterBreak="0">
+  <w:abstractNum w:abstractNumId="25" w15:restartNumberingAfterBreak="0">
     <w:nsid w:val="3DD60575"/>
     <w:multiLevelType w:val="hybridMultilevel"/>
     <w:tmpl w:val="8AD8FC70"/>
@@ -3492,7 +5009,7 @@
       </w:rPr>
     </w:lvl>
   </w:abstractNum>
-  <w:abstractNum w:abstractNumId="24" w15:restartNumberingAfterBreak="0">
+  <w:abstractNum w:abstractNumId="26" w15:restartNumberingAfterBreak="0">
     <w:nsid w:val="43E30E61"/>
     <w:multiLevelType w:val="multilevel"/>
     <w:tmpl w:val="9D5A1B28"/>
@@ -3582,7 +5099,7 @@
       </w:pPr>
     </w:lvl>
   </w:abstractNum>
-  <w:abstractNum w:abstractNumId="25" w15:restartNumberingAfterBreak="0">
+  <w:abstractNum w:abstractNumId="27" w15:restartNumberingAfterBreak="0">
     <w:nsid w:val="47250F15"/>
     <w:multiLevelType w:val="hybridMultilevel"/>
     <w:tmpl w:val="130CF338"/>
@@ -3695,7 +5212,7 @@
       </w:rPr>
     </w:lvl>
   </w:abstractNum>
-  <w:abstractNum w:abstractNumId="26" w15:restartNumberingAfterBreak="0">
+  <w:abstractNum w:abstractNumId="28" w15:restartNumberingAfterBreak="0">
     <w:nsid w:val="4C884BBF"/>
     <w:multiLevelType w:val="multilevel"/>
     <w:tmpl w:val="04090023"/>
@@ -3781,7 +5298,185 @@
       </w:pPr>
     </w:lvl>
   </w:abstractNum>
-  <w:abstractNum w:abstractNumId="27" w15:restartNumberingAfterBreak="0">
+  <w:abstractNum w:abstractNumId="29" w15:restartNumberingAfterBreak="0">
+    <w:nsid w:val="4D1C6452"/>
+    <w:multiLevelType w:val="hybridMultilevel"/>
+    <w:tmpl w:val="3ADC6B92"/>
+    <w:lvl w:ilvl="0" w:tplc="963E4DA6">
+      <w:start w:val="1"/>
+      <w:numFmt w:val="decimal"/>
+      <w:lvlText w:val="%1."/>
+      <w:lvlJc w:val="left"/>
+      <w:pPr>
+        <w:ind w:left="800" w:hanging="360"/>
+      </w:pPr>
+      <w:rPr>
+        <w:rFonts w:hint="default"/>
+      </w:rPr>
+    </w:lvl>
+    <w:lvl w:ilvl="1" w:tplc="04090019" w:tentative="1">
+      <w:start w:val="1"/>
+      <w:numFmt w:val="upperLetter"/>
+      <w:lvlText w:val="%2."/>
+      <w:lvlJc w:val="left"/>
+      <w:pPr>
+        <w:ind w:left="1320" w:hanging="440"/>
+      </w:pPr>
+    </w:lvl>
+    <w:lvl w:ilvl="2" w:tplc="0409001B" w:tentative="1">
+      <w:start w:val="1"/>
+      <w:numFmt w:val="lowerRoman"/>
+      <w:lvlText w:val="%3."/>
+      <w:lvlJc w:val="right"/>
+      <w:pPr>
+        <w:ind w:left="1760" w:hanging="440"/>
+      </w:pPr>
+    </w:lvl>
+    <w:lvl w:ilvl="3" w:tplc="0409000F" w:tentative="1">
+      <w:start w:val="1"/>
+      <w:numFmt w:val="decimal"/>
+      <w:lvlText w:val="%4."/>
+      <w:lvlJc w:val="left"/>
+      <w:pPr>
+        <w:ind w:left="2200" w:hanging="440"/>
+      </w:pPr>
+    </w:lvl>
+    <w:lvl w:ilvl="4" w:tplc="04090019" w:tentative="1">
+      <w:start w:val="1"/>
+      <w:numFmt w:val="upperLetter"/>
+      <w:lvlText w:val="%5."/>
+      <w:lvlJc w:val="left"/>
+      <w:pPr>
+        <w:ind w:left="2640" w:hanging="440"/>
+      </w:pPr>
+    </w:lvl>
+    <w:lvl w:ilvl="5" w:tplc="0409001B" w:tentative="1">
+      <w:start w:val="1"/>
+      <w:numFmt w:val="lowerRoman"/>
+      <w:lvlText w:val="%6."/>
+      <w:lvlJc w:val="right"/>
+      <w:pPr>
+        <w:ind w:left="3080" w:hanging="440"/>
+      </w:pPr>
+    </w:lvl>
+    <w:lvl w:ilvl="6" w:tplc="0409000F" w:tentative="1">
+      <w:start w:val="1"/>
+      <w:numFmt w:val="decimal"/>
+      <w:lvlText w:val="%7."/>
+      <w:lvlJc w:val="left"/>
+      <w:pPr>
+        <w:ind w:left="3520" w:hanging="440"/>
+      </w:pPr>
+    </w:lvl>
+    <w:lvl w:ilvl="7" w:tplc="04090019" w:tentative="1">
+      <w:start w:val="1"/>
+      <w:numFmt w:val="upperLetter"/>
+      <w:lvlText w:val="%8."/>
+      <w:lvlJc w:val="left"/>
+      <w:pPr>
+        <w:ind w:left="3960" w:hanging="440"/>
+      </w:pPr>
+    </w:lvl>
+    <w:lvl w:ilvl="8" w:tplc="0409001B" w:tentative="1">
+      <w:start w:val="1"/>
+      <w:numFmt w:val="lowerRoman"/>
+      <w:lvlText w:val="%9."/>
+      <w:lvlJc w:val="right"/>
+      <w:pPr>
+        <w:ind w:left="4400" w:hanging="440"/>
+      </w:pPr>
+    </w:lvl>
+  </w:abstractNum>
+  <w:abstractNum w:abstractNumId="30" w15:restartNumberingAfterBreak="0">
+    <w:nsid w:val="52A41358"/>
+    <w:multiLevelType w:val="hybridMultilevel"/>
+    <w:tmpl w:val="455AE7C4"/>
+    <w:lvl w:ilvl="0" w:tplc="457CF1D6">
+      <w:start w:val="1"/>
+      <w:numFmt w:val="decimal"/>
+      <w:lvlText w:val="%1."/>
+      <w:lvlJc w:val="left"/>
+      <w:pPr>
+        <w:ind w:left="800" w:hanging="360"/>
+      </w:pPr>
+      <w:rPr>
+        <w:rFonts w:hint="default"/>
+      </w:rPr>
+    </w:lvl>
+    <w:lvl w:ilvl="1" w:tplc="04090019" w:tentative="1">
+      <w:start w:val="1"/>
+      <w:numFmt w:val="upperLetter"/>
+      <w:lvlText w:val="%2."/>
+      <w:lvlJc w:val="left"/>
+      <w:pPr>
+        <w:ind w:left="1320" w:hanging="440"/>
+      </w:pPr>
+    </w:lvl>
+    <w:lvl w:ilvl="2" w:tplc="0409001B" w:tentative="1">
+      <w:start w:val="1"/>
+      <w:numFmt w:val="lowerRoman"/>
+      <w:lvlText w:val="%3."/>
+      <w:lvlJc w:val="right"/>
+      <w:pPr>
+        <w:ind w:left="1760" w:hanging="440"/>
+      </w:pPr>
+    </w:lvl>
+    <w:lvl w:ilvl="3" w:tplc="0409000F" w:tentative="1">
+      <w:start w:val="1"/>
+      <w:numFmt w:val="decimal"/>
+      <w:lvlText w:val="%4."/>
+      <w:lvlJc w:val="left"/>
+      <w:pPr>
+        <w:ind w:left="2200" w:hanging="440"/>
+      </w:pPr>
+    </w:lvl>
+    <w:lvl w:ilvl="4" w:tplc="04090019" w:tentative="1">
+      <w:start w:val="1"/>
+      <w:numFmt w:val="upperLetter"/>
+      <w:lvlText w:val="%5."/>
+      <w:lvlJc w:val="left"/>
+      <w:pPr>
+        <w:ind w:left="2640" w:hanging="440"/>
+      </w:pPr>
+    </w:lvl>
+    <w:lvl w:ilvl="5" w:tplc="0409001B" w:tentative="1">
+      <w:start w:val="1"/>
+      <w:numFmt w:val="lowerRoman"/>
+      <w:lvlText w:val="%6."/>
+      <w:lvlJc w:val="right"/>
+      <w:pPr>
+        <w:ind w:left="3080" w:hanging="440"/>
+      </w:pPr>
+    </w:lvl>
+    <w:lvl w:ilvl="6" w:tplc="0409000F" w:tentative="1">
+      <w:start w:val="1"/>
+      <w:numFmt w:val="decimal"/>
+      <w:lvlText w:val="%7."/>
+      <w:lvlJc w:val="left"/>
+      <w:pPr>
+        <w:ind w:left="3520" w:hanging="440"/>
+      </w:pPr>
+    </w:lvl>
+    <w:lvl w:ilvl="7" w:tplc="04090019" w:tentative="1">
+      <w:start w:val="1"/>
+      <w:numFmt w:val="upperLetter"/>
+      <w:lvlText w:val="%8."/>
+      <w:lvlJc w:val="left"/>
+      <w:pPr>
+        <w:ind w:left="3960" w:hanging="440"/>
+      </w:pPr>
+    </w:lvl>
+    <w:lvl w:ilvl="8" w:tplc="0409001B" w:tentative="1">
+      <w:start w:val="1"/>
+      <w:numFmt w:val="lowerRoman"/>
+      <w:lvlText w:val="%9."/>
+      <w:lvlJc w:val="right"/>
+      <w:pPr>
+        <w:ind w:left="4400" w:hanging="440"/>
+      </w:pPr>
+    </w:lvl>
+  </w:abstractNum>
+  <w:abstractNum w:abstractNumId="31" w15:restartNumberingAfterBreak="0">
     <w:nsid w:val="5E2A385F"/>
     <w:multiLevelType w:val="multilevel"/>
     <w:tmpl w:val="D7E046C8"/>
@@ -3898,7 +5593,7 @@
       </w:rPr>
     </w:lvl>
   </w:abstractNum>
-  <w:abstractNum w:abstractNumId="28" w15:restartNumberingAfterBreak="0">
+  <w:abstractNum w:abstractNumId="32" w15:restartNumberingAfterBreak="0">
     <w:nsid w:val="67305DA1"/>
     <w:multiLevelType w:val="multilevel"/>
     <w:tmpl w:val="9D5A1B28"/>
@@ -3988,7 +5683,7 @@
       </w:pPr>
     </w:lvl>
   </w:abstractNum>
-  <w:abstractNum w:abstractNumId="29" w15:restartNumberingAfterBreak="0">
+  <w:abstractNum w:abstractNumId="33" w15:restartNumberingAfterBreak="0">
     <w:nsid w:val="690E06B5"/>
     <w:multiLevelType w:val="multilevel"/>
     <w:tmpl w:val="04090023"/>
@@ -4074,7 +5769,7 @@
       </w:pPr>
     </w:lvl>
   </w:abstractNum>
-  <w:abstractNum w:abstractNumId="30" w15:restartNumberingAfterBreak="0">
+  <w:abstractNum w:abstractNumId="34" w15:restartNumberingAfterBreak="0">
     <w:nsid w:val="6A951E36"/>
     <w:multiLevelType w:val="hybridMultilevel"/>
     <w:tmpl w:val="426CAB40"/>
@@ -4186,7 +5881,7 @@
       </w:rPr>
     </w:lvl>
   </w:abstractNum>
-  <w:abstractNum w:abstractNumId="31" w15:restartNumberingAfterBreak="0">
+  <w:abstractNum w:abstractNumId="35" w15:restartNumberingAfterBreak="0">
     <w:nsid w:val="6AA87005"/>
     <w:multiLevelType w:val="multilevel"/>
     <w:tmpl w:val="04090023"/>
@@ -4272,7 +5967,7 @@
       </w:pPr>
     </w:lvl>
   </w:abstractNum>
-  <w:abstractNum w:abstractNumId="32" w15:restartNumberingAfterBreak="0">
+  <w:abstractNum w:abstractNumId="36" w15:restartNumberingAfterBreak="0">
     <w:nsid w:val="74F35523"/>
     <w:multiLevelType w:val="multilevel"/>
     <w:tmpl w:val="D7E046C8"/>
@@ -4389,7 +6084,7 @@
       </w:rPr>
     </w:lvl>
   </w:abstractNum>
-  <w:abstractNum w:abstractNumId="33" w15:restartNumberingAfterBreak="0">
+  <w:abstractNum w:abstractNumId="37" w15:restartNumberingAfterBreak="0">
     <w:nsid w:val="7B566684"/>
     <w:multiLevelType w:val="multilevel"/>
     <w:tmpl w:val="04090023"/>
@@ -4475,7 +6170,7 @@
       </w:pPr>
     </w:lvl>
   </w:abstractNum>
-  <w:abstractNum w:abstractNumId="34" w15:restartNumberingAfterBreak="0">
+  <w:abstractNum w:abstractNumId="38" w15:restartNumberingAfterBreak="0">
     <w:nsid w:val="7E23611E"/>
     <w:multiLevelType w:val="multilevel"/>
     <w:tmpl w:val="04090023"/>
@@ -4565,7 +6260,7 @@
     <w:abstractNumId w:val="4"/>
   </w:num>
   <w:num w:numId="2" w16cid:durableId="1141192505">
-    <w:abstractNumId w:val="32"/>
+    <w:abstractNumId w:val="36"/>
   </w:num>
   <w:num w:numId="3" w16cid:durableId="772634501">
     <w:abstractNumId w:val="9"/>
@@ -4574,13 +6269,13 @@
     <w:abstractNumId w:val="2"/>
   </w:num>
   <w:num w:numId="5" w16cid:durableId="1309281856">
-    <w:abstractNumId w:val="16"/>
+    <w:abstractNumId w:val="17"/>
   </w:num>
   <w:num w:numId="6" w16cid:durableId="770930427">
-    <w:abstractNumId w:val="25"/>
+    <w:abstractNumId w:val="27"/>
   </w:num>
   <w:num w:numId="7" w16cid:durableId="445807587">
-    <w:abstractNumId w:val="15"/>
+    <w:abstractNumId w:val="16"/>
   </w:num>
   <w:num w:numId="8" w16cid:durableId="108087389">
     <w:abstractNumId w:val="1"/>
@@ -4589,10 +6284,10 @@
     <w:abstractNumId w:val="6"/>
   </w:num>
   <w:num w:numId="10" w16cid:durableId="1557279485">
-    <w:abstractNumId w:val="20"/>
+    <w:abstractNumId w:val="21"/>
   </w:num>
   <w:num w:numId="11" w16cid:durableId="200825046">
-    <w:abstractNumId w:val="30"/>
+    <w:abstractNumId w:val="34"/>
   </w:num>
   <w:num w:numId="12" w16cid:durableId="643317901">
     <w:abstractNumId w:val="8"/>
@@ -4604,13 +6299,13 @@
     <w:abstractNumId w:val="5"/>
   </w:num>
   <w:num w:numId="15" w16cid:durableId="428500509">
-    <w:abstractNumId w:val="21"/>
+    <w:abstractNumId w:val="22"/>
   </w:num>
   <w:num w:numId="16" w16cid:durableId="134419879">
-    <w:abstractNumId w:val="27"/>
+    <w:abstractNumId w:val="31"/>
   </w:num>
   <w:num w:numId="17" w16cid:durableId="734428951">
-    <w:abstractNumId w:val="26"/>
+    <w:abstractNumId w:val="28"/>
   </w:num>
   <w:num w:numId="18" w16cid:durableId="1431731015">
     <w:abstractNumId w:val="13"/>
@@ -4619,40 +6314,40 @@
     <w:abstractNumId w:val="3"/>
   </w:num>
   <w:num w:numId="20" w16cid:durableId="1199468340">
+    <w:abstractNumId w:val="37"/>
+  </w:num>
+  <w:num w:numId="21" w16cid:durableId="752356191">
     <w:abstractNumId w:val="33"/>
   </w:num>
-  <w:num w:numId="21" w16cid:durableId="752356191">
-    <w:abstractNumId w:val="29"/>
-  </w:num>
   <w:num w:numId="22" w16cid:durableId="325089360">
-    <w:abstractNumId w:val="31"/>
+    <w:abstractNumId w:val="35"/>
   </w:num>
   <w:num w:numId="23" w16cid:durableId="1872498349">
-    <w:abstractNumId w:val="19"/>
+    <w:abstractNumId w:val="20"/>
   </w:num>
   <w:num w:numId="24" w16cid:durableId="1807701048">
-    <w:abstractNumId w:val="18"/>
+    <w:abstractNumId w:val="19"/>
   </w:num>
   <w:num w:numId="25" w16cid:durableId="201013989">
     <w:abstractNumId w:val="12"/>
   </w:num>
   <w:num w:numId="26" w16cid:durableId="1807699234">
-    <w:abstractNumId w:val="23"/>
+    <w:abstractNumId w:val="25"/>
   </w:num>
   <w:num w:numId="27" w16cid:durableId="522788981">
     <w:abstractNumId w:val="14"/>
   </w:num>
   <w:num w:numId="28" w16cid:durableId="2092853866">
-    <w:abstractNumId w:val="24"/>
+    <w:abstractNumId w:val="26"/>
   </w:num>
   <w:num w:numId="29" w16cid:durableId="190654697">
-    <w:abstractNumId w:val="17"/>
+    <w:abstractNumId w:val="18"/>
   </w:num>
   <w:num w:numId="30" w16cid:durableId="371000679">
-    <w:abstractNumId w:val="34"/>
+    <w:abstractNumId w:val="38"/>
   </w:num>
   <w:num w:numId="31" w16cid:durableId="2053459023">
-    <w:abstractNumId w:val="22"/>
+    <w:abstractNumId w:val="24"/>
   </w:num>
   <w:num w:numId="32" w16cid:durableId="1000430191">
     <w:abstractNumId w:val="10"/>
@@ -4661,10 +6356,22 @@
     <w:abstractNumId w:val="0"/>
   </w:num>
   <w:num w:numId="34" w16cid:durableId="1403480029">
-    <w:abstractNumId w:val="28"/>
+    <w:abstractNumId w:val="32"/>
   </w:num>
   <w:num w:numId="35" w16cid:durableId="1148548978">
     <w:abstractNumId w:val="11"/>
+  </w:num>
+  <w:num w:numId="36" w16cid:durableId="1445151215">
+    <w:abstractNumId w:val="15"/>
+  </w:num>
+  <w:num w:numId="37" w16cid:durableId="2039237928">
+    <w:abstractNumId w:val="23"/>
+  </w:num>
+  <w:num w:numId="38" w16cid:durableId="1681465883">
+    <w:abstractNumId w:val="30"/>
+  </w:num>
+  <w:num w:numId="39" w16cid:durableId="2070496845">
+    <w:abstractNumId w:val="29"/>
   </w:num>
 </w:numbering>
 </file>

--- a/작업일지/졸업작품 작업일지 - 20+2주차.docx
+++ b/작업일지/졸업작품 작업일지 - 20+2주차.docx
@@ -608,7 +608,6 @@
             <w:pPr>
               <w:jc w:val="left"/>
               <w:rPr>
-                <w:rFonts w:hint="eastAsia"/>
                 <w:b/>
                 <w:bCs/>
                 <w:szCs w:val="20"/>
@@ -647,6 +646,7 @@
             <w:pPr>
               <w:jc w:val="left"/>
               <w:rPr>
+                <w:rFonts w:hint="eastAsia"/>
                 <w:b/>
                 <w:bCs/>
               </w:rPr>
@@ -657,14 +657,18 @@
                 <w:b/>
               </w:rPr>
               <w:t xml:space="preserve">우상훈: </w:t>
+            </w:r>
+            <w:r>
+              <w:rPr>
+                <w:rFonts w:hint="eastAsia"/>
+                <w:b/>
+              </w:rPr>
+              <w:t>서버 아키텍처 설계 및 구현, 통신 작업에 필요한 helper 클래스 구현</w:t>
             </w:r>
           </w:p>
           <w:p>
             <w:pPr>
               <w:jc w:val="left"/>
-              <w:rPr>
-                <w:rFonts w:hint="eastAsia"/>
-              </w:rPr>
             </w:pPr>
             <w:r>
               <w:rPr>
@@ -975,7 +979,6 @@
         <w:spacing w:after="0"/>
         <w:ind w:leftChars="0"/>
         <w:rPr>
-          <w:rFonts w:hint="eastAsia"/>
           <w:sz w:val="22"/>
           <w:szCs w:val="24"/>
         </w:rPr>
@@ -1204,7 +1207,6 @@
         <w:spacing w:after="0"/>
         <w:ind w:leftChars="0"/>
         <w:rPr>
-          <w:rFonts w:hint="eastAsia"/>
           <w:sz w:val="22"/>
           <w:szCs w:val="24"/>
         </w:rPr>
@@ -1686,7 +1688,6 @@
         <w:spacing w:after="0"/>
         <w:ind w:leftChars="0"/>
         <w:rPr>
-          <w:rFonts w:hint="eastAsia"/>
           <w:sz w:val="22"/>
           <w:szCs w:val="24"/>
         </w:rPr>
@@ -1794,7 +1795,6 @@
         <w:spacing w:after="0"/>
         <w:jc w:val="center"/>
         <w:rPr>
-          <w:rFonts w:hint="eastAsia"/>
           <w:sz w:val="22"/>
           <w:szCs w:val="24"/>
         </w:rPr>
@@ -1981,7 +1981,328 @@
     </w:p>
     <w:p>
       <w:pPr>
+        <w:widowControl/>
+        <w:wordWrap/>
+        <w:autoSpaceDE/>
+        <w:autoSpaceDN/>
+        <w:rPr>
+          <w:sz w:val="22"/>
+          <w:szCs w:val="24"/>
+        </w:rPr>
+      </w:pPr>
+      <w:r>
+        <w:rPr>
+          <w:sz w:val="22"/>
+          <w:szCs w:val="24"/>
+        </w:rPr>
+        <w:br w:type="page"/>
+      </w:r>
+    </w:p>
+    <w:p>
+      <w:pPr>
+        <w:spacing w:after="0"/>
+        <w:rPr>
+          <w:sz w:val="28"/>
+          <w:szCs w:val="32"/>
+        </w:rPr>
+      </w:pPr>
+      <w:r>
+        <w:rPr>
+          <w:rFonts w:hint="eastAsia"/>
+          <w:sz w:val="28"/>
+          <w:szCs w:val="32"/>
+        </w:rPr>
+        <w:lastRenderedPageBreak/>
+        <w:t>우상훈:</w:t>
+      </w:r>
+    </w:p>
+    <w:p>
+      <w:pPr>
         <w:jc w:val="left"/>
+      </w:pPr>
+      <w:r>
+        <w:rPr>
+          <w:rFonts w:hint="eastAsia"/>
+          <w:b/>
+          <w:bCs/>
+          <w:sz w:val="21"/>
+          <w:szCs w:val="24"/>
+        </w:rPr>
+        <w:t>서버 아키텍처 설계 및 구현</w:t>
+      </w:r>
+      <w:r>
+        <w:br/>
+      </w:r>
+      <w:r>
+        <w:rPr>
+          <w:rFonts w:hint="eastAsia"/>
+          <w:b/>
+          <w:bCs/>
+        </w:rPr>
+        <w:t>1.</w:t>
+      </w:r>
+      <w:r>
+        <w:rPr>
+          <w:rFonts w:hint="eastAsia"/>
+        </w:rPr>
+        <w:t xml:space="preserve"> IocpCore 클래스는 iocp 관련 wrapper 클래스이다. dispatch를 통해 GQCS 작업을 하는 것이 중점적이다.</w:t>
+      </w:r>
+      <w:r>
+        <w:br/>
+      </w:r>
+      <w:r>
+        <w:br/>
+      </w:r>
+      <w:r>
+        <w:rPr>
+          <w:rFonts w:hint="eastAsia"/>
+          <w:b/>
+          <w:bCs/>
+        </w:rPr>
+        <w:t>2.</w:t>
+      </w:r>
+      <w:r>
+        <w:rPr>
+          <w:rFonts w:hint="eastAsia"/>
+        </w:rPr>
+        <w:t xml:space="preserve"> IocpObject와 IoEvent는 네트워킹 작업을 하는 모든 object와 event들의 최상단 기본 클래스이다.</w:t>
+      </w:r>
+      <w:r>
+        <w:br/>
+      </w:r>
+      <w:r>
+        <w:rPr>
+          <w:rFonts w:hint="eastAsia"/>
+        </w:rPr>
+        <w:t xml:space="preserve"> 맨 처음 이 클래스들은 서로 짝을 지어 GQCS의 key와 overlapped로 전달받아 통신 작업을 도와주는</w:t>
+      </w:r>
+      <w:r>
+        <w:br/>
+      </w:r>
+      <w:r>
+        <w:rPr>
+          <w:rFonts w:hint="eastAsia"/>
+        </w:rPr>
+        <w:t xml:space="preserve"> 역할이었지만, IocpObject가 통신 작업을 전부 완료하기 전까지 소멸되지 않는다는 것을</w:t>
+      </w:r>
+      <w:r>
+        <w:br/>
+      </w:r>
+      <w:r>
+        <w:rPr>
+          <w:rFonts w:hint="eastAsia"/>
+        </w:rPr>
+        <w:t xml:space="preserve"> 보장해주기 위해 IoEvent가 자신의 owner(IocpObject)를 std::shared_ptr로 소유하도록 구현했다.</w:t>
+      </w:r>
+      <w:r>
+        <w:br/>
+      </w:r>
+      <w:r>
+        <w:rPr>
+          <w:rFonts w:hint="eastAsia"/>
+        </w:rPr>
+        <w:t xml:space="preserve"> 자기 자신(클래스)</w:t>
+      </w:r>
+      <w:r>
+        <w:t>의</w:t>
+      </w:r>
+      <w:r>
+        <w:rPr>
+          <w:rFonts w:hint="eastAsia"/>
+        </w:rPr>
+        <w:t xml:space="preserve"> std::shared_ptr을 전달해주기 위해 std::enable_shared_from_this&lt;T&gt; 클래스를 상속받았다.</w:t>
+      </w:r>
+      <w:r>
+        <w:br/>
+      </w:r>
+      <w:r>
+        <w:br/>
+      </w:r>
+      <w:r>
+        <w:rPr>
+          <w:rFonts w:hint="eastAsia"/>
+          <w:b/>
+          <w:bCs/>
+        </w:rPr>
+        <w:t>3.</w:t>
+      </w:r>
+      <w:r>
+        <w:rPr>
+          <w:rFonts w:hint="eastAsia"/>
+        </w:rPr>
+        <w:t xml:space="preserve"> 통신의 전체적 구조는 IocpCore의 dispatch 멤버 함수에서 GQCS를 통해 IoEvent를 전달받고</w:t>
+      </w:r>
+      <w:r>
+        <w:br/>
+      </w:r>
+      <w:r>
+        <w:rPr>
+          <w:rFonts w:hint="eastAsia"/>
+        </w:rPr>
+        <w:t xml:space="preserve">  IoEvent의 owner(IocpObject)의 dispatch를 호출해 자신의 역할에 맞는 작업을 진행하는 방식이다.</w:t>
+      </w:r>
+      <w:r>
+        <w:br/>
+      </w:r>
+      <w:r>
+        <w:rPr>
+          <w:b/>
+          <w:bCs/>
+        </w:rPr>
+        <w:br/>
+      </w:r>
+      <w:r>
+        <w:rPr>
+          <w:rFonts w:hint="eastAsia"/>
+          <w:b/>
+          <w:bCs/>
+        </w:rPr>
+        <w:t xml:space="preserve">4. </w:t>
+      </w:r>
+      <w:r>
+        <w:rPr>
+          <w:rFonts w:hint="eastAsia"/>
+        </w:rPr>
+        <w:t>Listener 클래스는 accept를 담당하는 IocpObject이다.</w:t>
+      </w:r>
+      <w:r>
+        <w:br/>
+      </w:r>
+      <w:r>
+        <w:br/>
+      </w:r>
+      <w:r>
+        <w:rPr>
+          <w:rFonts w:hint="eastAsia"/>
+          <w:b/>
+          <w:bCs/>
+        </w:rPr>
+        <w:t>5.</w:t>
+      </w:r>
+      <w:r>
+        <w:rPr>
+          <w:rFonts w:hint="eastAsia"/>
+        </w:rPr>
+        <w:t xml:space="preserve"> 서버의 구동은 Service 클래스에 의해 가동이 되고, 서버의 중축이 된다.</w:t>
+      </w:r>
+      <w:r>
+        <w:br/>
+      </w:r>
+      <w:r>
+        <w:rPr>
+          <w:rFonts w:hint="eastAsia"/>
+        </w:rPr>
+        <w:t xml:space="preserve">  서버의 service는 listener와 bind할 network address와 IocpCore 객체, 모든 session들을 저장할 컨테이너,</w:t>
+      </w:r>
+      <w:r>
+        <w:br/>
+      </w:r>
+      <w:r>
+        <w:rPr>
+          <w:rFonts w:hint="eastAsia"/>
+        </w:rPr>
+        <w:t xml:space="preserve">  session들의 수에 대한 멤버를 소유하고 있으며, session은 service에 의해 생성이 된다.</w:t>
+      </w:r>
+    </w:p>
+    <w:p>
+      <w:pPr>
+        <w:jc w:val="left"/>
+      </w:pPr>
+    </w:p>
+    <w:p>
+      <w:pPr>
+        <w:jc w:val="left"/>
+        <w:rPr>
+          <w:rFonts w:hint="eastAsia"/>
+        </w:rPr>
+      </w:pPr>
+      <w:r>
+        <w:rPr>
+          <w:rFonts w:hint="eastAsia"/>
+          <w:b/>
+          <w:bCs/>
+          <w:sz w:val="21"/>
+          <w:szCs w:val="24"/>
+        </w:rPr>
+        <w:t>Helper 클래스 구현</w:t>
+      </w:r>
+      <w:r>
+        <w:rPr>
+          <w:b/>
+          <w:bCs/>
+          <w:sz w:val="21"/>
+          <w:szCs w:val="24"/>
+        </w:rPr>
+        <w:br/>
+      </w:r>
+      <w:r>
+        <w:rPr>
+          <w:rFonts w:hint="eastAsia"/>
+          <w:b/>
+          <w:bCs/>
+        </w:rPr>
+        <w:t xml:space="preserve">1. </w:t>
+      </w:r>
+      <w:r>
+        <w:rPr>
+          <w:rFonts w:hint="eastAsia"/>
+        </w:rPr>
+        <w:t>RecvBuffer 클래스</w:t>
+      </w:r>
+      <w:r>
+        <w:br/>
+      </w:r>
+      <w:r>
+        <w:rPr>
+          <w:rFonts w:hint="eastAsia"/>
+        </w:rPr>
+        <w:t xml:space="preserve">  수신받은 데이터를 받고 처리하기 위한 클래스이다.</w:t>
+      </w:r>
+      <w:r>
+        <w:br/>
+      </w:r>
+      <w:r>
+        <w:rPr>
+          <w:rFonts w:hint="eastAsia"/>
+        </w:rPr>
+        <w:t xml:space="preserve">  전체 배열을 readPos와 writePos 커서를 두어 편하게 접근하도록 구현했다.</w:t>
+      </w:r>
+      <w:r>
+        <w:br/>
+      </w:r>
+      <w:r>
+        <w:br/>
+      </w:r>
+      <w:r>
+        <w:rPr>
+          <w:rFonts w:hint="eastAsia"/>
+          <w:b/>
+          <w:bCs/>
+        </w:rPr>
+        <w:t xml:space="preserve">2. </w:t>
+      </w:r>
+      <w:r>
+        <w:rPr>
+          <w:rFonts w:hint="eastAsia"/>
+        </w:rPr>
+        <w:t>SendBuffer 클래스</w:t>
+      </w:r>
+      <w:r>
+        <w:br/>
+      </w:r>
+      <w:r>
+        <w:rPr>
+          <w:rFonts w:hint="eastAsia"/>
+        </w:rPr>
+        <w:t xml:space="preserve">  Packet 데이터를 담아두는 클래스이다.</w:t>
+      </w:r>
+    </w:p>
+    <w:p>
+      <w:pPr>
+        <w:widowControl/>
+        <w:wordWrap/>
+        <w:autoSpaceDE/>
+        <w:autoSpaceDN/>
       </w:pPr>
       <w:r>
         <w:br w:type="page"/>
@@ -2017,12 +2338,15 @@
               </w:rPr>
             </w:pPr>
             <w:r>
+              <w:lastRenderedPageBreak/>
+              <w:br w:type="page"/>
+            </w:r>
+            <w:r>
               <w:rPr>
                 <w:rFonts w:hint="eastAsia"/>
                 <w:b/>
                 <w:sz w:val="22"/>
               </w:rPr>
-              <w:lastRenderedPageBreak/>
               <w:t>문제점 정리</w:t>
             </w:r>
           </w:p>
@@ -2035,9 +2359,6 @@
           <w:p>
             <w:pPr>
               <w:jc w:val="left"/>
-              <w:rPr>
-                <w:rFonts w:hint="eastAsia"/>
-              </w:rPr>
             </w:pPr>
             <w:r>
               <w:rPr>
@@ -2114,9 +2435,6 @@
           <w:p>
             <w:pPr>
               <w:jc w:val="left"/>
-              <w:rPr>
-                <w:rFonts w:hint="eastAsia"/>
-              </w:rPr>
             </w:pPr>
             <w:r>
               <w:rPr>
@@ -2355,6 +2673,7 @@
           <w:p>
             <w:pPr>
               <w:rPr>
+                <w:rFonts w:hint="eastAsia"/>
                 <w:b/>
                 <w:bCs/>
                 <w:szCs w:val="20"/>
@@ -2368,12 +2687,38 @@
                 <w:szCs w:val="20"/>
               </w:rPr>
               <w:t>우상훈:</w:t>
+            </w:r>
+            <w:r>
+              <w:rPr>
+                <w:rFonts w:hint="eastAsia"/>
+                <w:b/>
+                <w:bCs/>
+                <w:szCs w:val="20"/>
+              </w:rPr>
+              <w:t xml:space="preserve"> </w:t>
+            </w:r>
+            <w:r>
+              <w:rPr>
+                <w:rFonts w:hint="eastAsia"/>
+                <w:b/>
+                <w:bCs/>
+                <w:szCs w:val="20"/>
+              </w:rPr>
+              <w:t>총알의 히트 판정</w:t>
+            </w:r>
+            <w:r>
+              <w:rPr>
+                <w:rFonts w:hint="eastAsia"/>
+                <w:b/>
+                <w:bCs/>
+                <w:szCs w:val="20"/>
+              </w:rPr>
+              <w:t xml:space="preserve"> 고안 및 구현</w:t>
             </w:r>
           </w:p>
           <w:p>
             <w:pPr>
               <w:rPr>
-                <w:rFonts w:hint="eastAsia"/>
                 <w:b/>
                 <w:bCs/>
                 <w:szCs w:val="20"/>
@@ -2401,7 +2746,6 @@
           <w:p>
             <w:pPr>
               <w:rPr>
-                <w:rFonts w:hint="eastAsia"/>
                 <w:b/>
                 <w:bCs/>
                 <w:szCs w:val="20"/>
@@ -2432,16 +2776,7 @@
                 <w:bCs/>
                 <w:szCs w:val="20"/>
               </w:rPr>
-              <w:t xml:space="preserve">메시의 정점 버퍼들의 순서를 각 파이프라인의 Input Layout에 맞게 재배치해 마련해 놓을 수 있는 구조 구현, </w:t>
-            </w:r>
-            <w:r>
-              <w:rPr>
-                <w:rFonts w:hint="eastAsia"/>
-                <w:b/>
-                <w:bCs/>
-                <w:szCs w:val="20"/>
-              </w:rPr>
-              <w:t>Alpha blending을 통한 이펙트 구현</w:t>
+              <w:t>메시의 정점 버퍼들의 순서를 각 파이프라인의 Input Layout에 맞게 재배치해 마련해 놓을 수 있는 구조 구현, Alpha blending을 통한 이펙트 구현</w:t>
             </w:r>
           </w:p>
         </w:tc>
@@ -5213,6 +5548,95 @@
     </w:lvl>
   </w:abstractNum>
   <w:abstractNum w:abstractNumId="28" w15:restartNumberingAfterBreak="0">
+    <w:nsid w:val="48BD4495"/>
+    <w:multiLevelType w:val="hybridMultilevel"/>
+    <w:tmpl w:val="C4E63716"/>
+    <w:lvl w:ilvl="0" w:tplc="44FCF75A">
+      <w:start w:val="1"/>
+      <w:numFmt w:val="decimal"/>
+      <w:lvlText w:val="%1."/>
+      <w:lvlJc w:val="left"/>
+      <w:pPr>
+        <w:ind w:left="1164" w:hanging="360"/>
+      </w:pPr>
+      <w:rPr>
+        <w:rFonts w:hint="default"/>
+      </w:rPr>
+    </w:lvl>
+    <w:lvl w:ilvl="1" w:tplc="04090019" w:tentative="1">
+      <w:start w:val="1"/>
+      <w:numFmt w:val="upperLetter"/>
+      <w:lvlText w:val="%2."/>
+      <w:lvlJc w:val="left"/>
+      <w:pPr>
+        <w:ind w:left="1684" w:hanging="440"/>
+      </w:pPr>
+    </w:lvl>
+    <w:lvl w:ilvl="2" w:tplc="0409001B" w:tentative="1">
+      <w:start w:val="1"/>
+      <w:numFmt w:val="lowerRoman"/>
+      <w:lvlText w:val="%3."/>
+      <w:lvlJc w:val="right"/>
+      <w:pPr>
+        <w:ind w:left="2124" w:hanging="440"/>
+      </w:pPr>
+    </w:lvl>
+    <w:lvl w:ilvl="3" w:tplc="0409000F" w:tentative="1">
+      <w:start w:val="1"/>
+      <w:numFmt w:val="decimal"/>
+      <w:lvlText w:val="%4."/>
+      <w:lvlJc w:val="left"/>
+      <w:pPr>
+        <w:ind w:left="2564" w:hanging="440"/>
+      </w:pPr>
+    </w:lvl>
+    <w:lvl w:ilvl="4" w:tplc="04090019" w:tentative="1">
+      <w:start w:val="1"/>
+      <w:numFmt w:val="upperLetter"/>
+      <w:lvlText w:val="%5."/>
+      <w:lvlJc w:val="left"/>
+      <w:pPr>
+        <w:ind w:left="3004" w:hanging="440"/>
+      </w:pPr>
+    </w:lvl>
+    <w:lvl w:ilvl="5" w:tplc="0409001B" w:tentative="1">
+      <w:start w:val="1"/>
+      <w:numFmt w:val="lowerRoman"/>
+      <w:lvlText w:val="%6."/>
+      <w:lvlJc w:val="right"/>
+      <w:pPr>
+        <w:ind w:left="3444" w:hanging="440"/>
+      </w:pPr>
+    </w:lvl>
+    <w:lvl w:ilvl="6" w:tplc="0409000F" w:tentative="1">
+      <w:start w:val="1"/>
+      <w:numFmt w:val="decimal"/>
+      <w:lvlText w:val="%7."/>
+      <w:lvlJc w:val="left"/>
+      <w:pPr>
+        <w:ind w:left="3884" w:hanging="440"/>
+      </w:pPr>
+    </w:lvl>
+    <w:lvl w:ilvl="7" w:tplc="04090019" w:tentative="1">
+      <w:start w:val="1"/>
+      <w:numFmt w:val="upperLetter"/>
+      <w:lvlText w:val="%8."/>
+      <w:lvlJc w:val="left"/>
+      <w:pPr>
+        <w:ind w:left="4324" w:hanging="440"/>
+      </w:pPr>
+    </w:lvl>
+    <w:lvl w:ilvl="8" w:tplc="0409001B" w:tentative="1">
+      <w:start w:val="1"/>
+      <w:numFmt w:val="lowerRoman"/>
+      <w:lvlText w:val="%9."/>
+      <w:lvlJc w:val="right"/>
+      <w:pPr>
+        <w:ind w:left="4764" w:hanging="440"/>
+      </w:pPr>
+    </w:lvl>
+  </w:abstractNum>
+  <w:abstractNum w:abstractNumId="29" w15:restartNumberingAfterBreak="0">
     <w:nsid w:val="4C884BBF"/>
     <w:multiLevelType w:val="multilevel"/>
     <w:tmpl w:val="04090023"/>
@@ -5298,7 +5722,7 @@
       </w:pPr>
     </w:lvl>
   </w:abstractNum>
-  <w:abstractNum w:abstractNumId="29" w15:restartNumberingAfterBreak="0">
+  <w:abstractNum w:abstractNumId="30" w15:restartNumberingAfterBreak="0">
     <w:nsid w:val="4D1C6452"/>
     <w:multiLevelType w:val="hybridMultilevel"/>
     <w:tmpl w:val="3ADC6B92"/>
@@ -5387,7 +5811,7 @@
       </w:pPr>
     </w:lvl>
   </w:abstractNum>
-  <w:abstractNum w:abstractNumId="30" w15:restartNumberingAfterBreak="0">
+  <w:abstractNum w:abstractNumId="31" w15:restartNumberingAfterBreak="0">
     <w:nsid w:val="52A41358"/>
     <w:multiLevelType w:val="hybridMultilevel"/>
     <w:tmpl w:val="455AE7C4"/>
@@ -5476,7 +5900,7 @@
       </w:pPr>
     </w:lvl>
   </w:abstractNum>
-  <w:abstractNum w:abstractNumId="31" w15:restartNumberingAfterBreak="0">
+  <w:abstractNum w:abstractNumId="32" w15:restartNumberingAfterBreak="0">
     <w:nsid w:val="5E2A385F"/>
     <w:multiLevelType w:val="multilevel"/>
     <w:tmpl w:val="D7E046C8"/>
@@ -5593,7 +6017,7 @@
       </w:rPr>
     </w:lvl>
   </w:abstractNum>
-  <w:abstractNum w:abstractNumId="32" w15:restartNumberingAfterBreak="0">
+  <w:abstractNum w:abstractNumId="33" w15:restartNumberingAfterBreak="0">
     <w:nsid w:val="67305DA1"/>
     <w:multiLevelType w:val="multilevel"/>
     <w:tmpl w:val="9D5A1B28"/>
@@ -5683,7 +6107,7 @@
       </w:pPr>
     </w:lvl>
   </w:abstractNum>
-  <w:abstractNum w:abstractNumId="33" w15:restartNumberingAfterBreak="0">
+  <w:abstractNum w:abstractNumId="34" w15:restartNumberingAfterBreak="0">
     <w:nsid w:val="690E06B5"/>
     <w:multiLevelType w:val="multilevel"/>
     <w:tmpl w:val="04090023"/>
@@ -5769,7 +6193,7 @@
       </w:pPr>
     </w:lvl>
   </w:abstractNum>
-  <w:abstractNum w:abstractNumId="34" w15:restartNumberingAfterBreak="0">
+  <w:abstractNum w:abstractNumId="35" w15:restartNumberingAfterBreak="0">
     <w:nsid w:val="6A951E36"/>
     <w:multiLevelType w:val="hybridMultilevel"/>
     <w:tmpl w:val="426CAB40"/>
@@ -5881,7 +6305,7 @@
       </w:rPr>
     </w:lvl>
   </w:abstractNum>
-  <w:abstractNum w:abstractNumId="35" w15:restartNumberingAfterBreak="0">
+  <w:abstractNum w:abstractNumId="36" w15:restartNumberingAfterBreak="0">
     <w:nsid w:val="6AA87005"/>
     <w:multiLevelType w:val="multilevel"/>
     <w:tmpl w:val="04090023"/>
@@ -5967,7 +6391,7 @@
       </w:pPr>
     </w:lvl>
   </w:abstractNum>
-  <w:abstractNum w:abstractNumId="36" w15:restartNumberingAfterBreak="0">
+  <w:abstractNum w:abstractNumId="37" w15:restartNumberingAfterBreak="0">
     <w:nsid w:val="74F35523"/>
     <w:multiLevelType w:val="multilevel"/>
     <w:tmpl w:val="D7E046C8"/>
@@ -6084,7 +6508,7 @@
       </w:rPr>
     </w:lvl>
   </w:abstractNum>
-  <w:abstractNum w:abstractNumId="37" w15:restartNumberingAfterBreak="0">
+  <w:abstractNum w:abstractNumId="38" w15:restartNumberingAfterBreak="0">
     <w:nsid w:val="7B566684"/>
     <w:multiLevelType w:val="multilevel"/>
     <w:tmpl w:val="04090023"/>
@@ -6170,7 +6594,7 @@
       </w:pPr>
     </w:lvl>
   </w:abstractNum>
-  <w:abstractNum w:abstractNumId="38" w15:restartNumberingAfterBreak="0">
+  <w:abstractNum w:abstractNumId="39" w15:restartNumberingAfterBreak="0">
     <w:nsid w:val="7E23611E"/>
     <w:multiLevelType w:val="multilevel"/>
     <w:tmpl w:val="04090023"/>
@@ -6260,7 +6684,7 @@
     <w:abstractNumId w:val="4"/>
   </w:num>
   <w:num w:numId="2" w16cid:durableId="1141192505">
-    <w:abstractNumId w:val="36"/>
+    <w:abstractNumId w:val="37"/>
   </w:num>
   <w:num w:numId="3" w16cid:durableId="772634501">
     <w:abstractNumId w:val="9"/>
@@ -6287,7 +6711,7 @@
     <w:abstractNumId w:val="21"/>
   </w:num>
   <w:num w:numId="11" w16cid:durableId="200825046">
-    <w:abstractNumId w:val="34"/>
+    <w:abstractNumId w:val="35"/>
   </w:num>
   <w:num w:numId="12" w16cid:durableId="643317901">
     <w:abstractNumId w:val="8"/>
@@ -6302,10 +6726,10 @@
     <w:abstractNumId w:val="22"/>
   </w:num>
   <w:num w:numId="16" w16cid:durableId="134419879">
-    <w:abstractNumId w:val="31"/>
+    <w:abstractNumId w:val="32"/>
   </w:num>
   <w:num w:numId="17" w16cid:durableId="734428951">
-    <w:abstractNumId w:val="28"/>
+    <w:abstractNumId w:val="29"/>
   </w:num>
   <w:num w:numId="18" w16cid:durableId="1431731015">
     <w:abstractNumId w:val="13"/>
@@ -6314,13 +6738,13 @@
     <w:abstractNumId w:val="3"/>
   </w:num>
   <w:num w:numId="20" w16cid:durableId="1199468340">
-    <w:abstractNumId w:val="37"/>
+    <w:abstractNumId w:val="38"/>
   </w:num>
   <w:num w:numId="21" w16cid:durableId="752356191">
-    <w:abstractNumId w:val="33"/>
+    <w:abstractNumId w:val="34"/>
   </w:num>
   <w:num w:numId="22" w16cid:durableId="325089360">
-    <w:abstractNumId w:val="35"/>
+    <w:abstractNumId w:val="36"/>
   </w:num>
   <w:num w:numId="23" w16cid:durableId="1872498349">
     <w:abstractNumId w:val="20"/>
@@ -6344,7 +6768,7 @@
     <w:abstractNumId w:val="18"/>
   </w:num>
   <w:num w:numId="30" w16cid:durableId="371000679">
-    <w:abstractNumId w:val="38"/>
+    <w:abstractNumId w:val="39"/>
   </w:num>
   <w:num w:numId="31" w16cid:durableId="2053459023">
     <w:abstractNumId w:val="24"/>
@@ -6356,7 +6780,7 @@
     <w:abstractNumId w:val="0"/>
   </w:num>
   <w:num w:numId="34" w16cid:durableId="1403480029">
-    <w:abstractNumId w:val="32"/>
+    <w:abstractNumId w:val="33"/>
   </w:num>
   <w:num w:numId="35" w16cid:durableId="1148548978">
     <w:abstractNumId w:val="11"/>
@@ -6368,10 +6792,13 @@
     <w:abstractNumId w:val="23"/>
   </w:num>
   <w:num w:numId="38" w16cid:durableId="1681465883">
+    <w:abstractNumId w:val="31"/>
+  </w:num>
+  <w:num w:numId="39" w16cid:durableId="2070496845">
     <w:abstractNumId w:val="30"/>
   </w:num>
-  <w:num w:numId="39" w16cid:durableId="2070496845">
-    <w:abstractNumId w:val="29"/>
+  <w:num w:numId="40" w16cid:durableId="116682302">
+    <w:abstractNumId w:val="28"/>
   </w:num>
 </w:numbering>
 </file>
